--- a/pr-preview/pr-165/model-validation-handout.docx
+++ b/pr-preview/pr-165/model-validation-handout.docx
@@ -15,7 +15,7 @@
         <w:pStyle w:val="Date"/>
       </w:pPr>
       <w:r>
-        <w:t xml:space="preserve">Last modified: 2026-10-15 02:40:24 (PDT)</w:t>
+        <w:t xml:space="preserve">Last modified: 2026-10-15 05:24:40 (PDT)</w:t>
       </w:r>
     </w:p>
     <w:bookmarkStart w:id="17" w:name="sec-data-sets"/>
@@ -9279,7 +9279,7 @@
         <w:t xml:space="preserve"> </w:t>
       </w:r>
       <w:r>
-        <w:t xml:space="preserve">Show that the</w:t>
+        <w:t xml:space="preserve">Write the</w:t>
       </w:r>
       <w:r>
         <w:t xml:space="preserve"> </w:t>
@@ -9295,8 +9295,47 @@
       <w:r>
         <w:t xml:space="preserve"> </w:t>
       </w:r>
-      <w:r>
-        <w:t xml:space="preserve">is the mean of the</w:t>
+      <m:oMath>
+        <m:sSup>
+          <m:e>
+            <m:r>
+              <m:rPr>
+                <m:sty m:val="p"/>
+              </m:rPr>
+              <m:t>Err</m:t>
+            </m:r>
+          </m:e>
+          <m:sup>
+            <m:r>
+              <m:t>g</m:t>
+            </m:r>
+          </m:sup>
+        </m:sSup>
+        <m:r>
+          <m:t>​</m:t>
+        </m:r>
+        <m:d>
+          <m:dPr>
+            <m:begChr m:val="("/>
+            <m:sepChr m:val=""/>
+            <m:endChr m:val=")"/>
+            <m:grow/>
+          </m:dPr>
+          <m:e>
+            <m:r>
+              <m:t>n</m:t>
+            </m:r>
+          </m:e>
+        </m:d>
+        <m:r>
+          <m:t>​</m:t>
+        </m:r>
+      </m:oMath>
+      <w:r>
+        <w:t xml:space="preserve"> </w:t>
+      </w:r>
+      <w:r>
+        <w:t xml:space="preserve">in terms of the</w:t>
       </w:r>
       <w:r>
         <w:t xml:space="preserve"> </w:t>
@@ -9321,10 +9360,60 @@
         </m:oMath>
       </w:hyperlink>
       <w:r>
-        <w:t xml:space="preserve"> </w:t>
-      </w:r>
-      <w:r>
-        <w:t xml:space="preserve">over the distribution of</w:t>
+        <w:t xml:space="preserve">,</w:t>
+      </w:r>
+      <w:r>
+        <w:t xml:space="preserve"> </w:t>
+      </w:r>
+      <m:oMath>
+        <m:sSubSup>
+          <m:e>
+            <m:r>
+              <m:rPr>
+                <m:sty m:val="p"/>
+              </m:rPr>
+              <m:t>EPE</m:t>
+            </m:r>
+          </m:e>
+          <m:sub>
+            <m:r>
+              <m:t>n</m:t>
+            </m:r>
+          </m:sub>
+          <m:sup>
+            <m:r>
+              <m:t>g</m:t>
+            </m:r>
+          </m:sup>
+        </m:sSubSup>
+        <m:r>
+          <m:t>​</m:t>
+        </m:r>
+        <m:d>
+          <m:dPr>
+            <m:begChr m:val="("/>
+            <m:sepChr m:val=""/>
+            <m:endChr m:val=")"/>
+            <m:grow/>
+          </m:dPr>
+          <m:e>
+            <m:r>
+              <m:t>x</m:t>
+            </m:r>
+          </m:e>
+        </m:d>
+        <m:r>
+          <m:t>​</m:t>
+        </m:r>
+      </m:oMath>
+      <w:r>
+        <w:t xml:space="preserve">,</w:t>
+      </w:r>
+      <w:r>
+        <w:t xml:space="preserve"> </w:t>
+      </w:r>
+      <w:r>
+        <w:t xml:space="preserve">and the distribution of</w:t>
       </w:r>
       <w:r>
         <w:t xml:space="preserve"> </w:t>
@@ -9347,145 +9436,14 @@
         </m:sSub>
       </m:oMath>
       <w:r>
-        <w:t xml:space="preserve">:</w:t>
-      </w:r>
-    </w:p>
-    <w:p>
-      <w:pPr>
-        <w:pStyle w:val="BodyText"/>
-      </w:pPr>
-      <m:oMathPara>
-        <m:oMathParaPr>
-          <m:jc m:val="center"/>
-        </m:oMathParaPr>
-        <m:oMath>
-          <m:sSup>
-            <m:e>
-              <m:r>
-                <m:rPr>
-                  <m:sty m:val="p"/>
-                </m:rPr>
-                <m:t>Err</m:t>
-              </m:r>
-            </m:e>
-            <m:sup>
-              <m:r>
-                <m:t>g</m:t>
-              </m:r>
-            </m:sup>
-          </m:sSup>
-          <m:r>
-            <m:t>​</m:t>
-          </m:r>
-          <m:d>
-            <m:dPr>
-              <m:begChr m:val="("/>
-              <m:sepChr m:val=""/>
-              <m:endChr m:val=")"/>
-              <m:grow/>
-            </m:dPr>
-            <m:e>
-              <m:r>
-                <m:t>n</m:t>
-              </m:r>
-            </m:e>
-          </m:d>
-          <m:r>
-            <m:t>​</m:t>
-          </m:r>
-          <m:r>
-            <m:rPr>
-              <m:sty m:val="p"/>
-            </m:rPr>
-            <m:t>=</m:t>
-          </m:r>
-          <m:r>
-            <m:rPr>
-              <m:sty m:val="p"/>
-            </m:rPr>
-            <m:t>E</m:t>
-          </m:r>
-          <m:r>
-            <m:t>​</m:t>
-          </m:r>
-          <m:d>
-            <m:dPr>
-              <m:begChr m:val="["/>
-              <m:sepChr m:val=""/>
-              <m:endChr m:val="]"/>
-              <m:grow/>
-            </m:dPr>
-            <m:e>
-              <m:sSubSup>
-                <m:e>
-                  <m:r>
-                    <m:rPr>
-                      <m:sty m:val="p"/>
-                    </m:rPr>
-                    <m:t>EPE</m:t>
-                  </m:r>
-                </m:e>
-                <m:sub>
-                  <m:r>
-                    <m:t>n</m:t>
-                  </m:r>
-                </m:sub>
-                <m:sup>
-                  <m:r>
-                    <m:t>g</m:t>
-                  </m:r>
-                </m:sup>
-              </m:sSubSup>
-              <m:r>
-                <m:t>​</m:t>
-              </m:r>
-              <m:d>
-                <m:dPr>
-                  <m:begChr m:val="("/>
-                  <m:sepChr m:val=""/>
-                  <m:endChr m:val=")"/>
-                  <m:grow/>
-                </m:dPr>
-                <m:e>
-                  <m:sSub>
-                    <m:e>
-                      <m:r>
-                        <m:t>X</m:t>
-                      </m:r>
-                    </m:e>
-                    <m:sub>
-                      <m:r>
-                        <m:rPr>
-                          <m:sty m:val="p"/>
-                        </m:rPr>
-                        <m:t>*</m:t>
-                      </m:r>
-                    </m:sub>
-                  </m:sSub>
-                </m:e>
-              </m:d>
-              <m:r>
-                <m:t>​</m:t>
-              </m:r>
-            </m:e>
-          </m:d>
-          <m:r>
-            <m:t>​</m:t>
-          </m:r>
-          <m:r>
-            <m:rPr>
-              <m:sty m:val="p"/>
-            </m:rPr>
-            <m:t>.</m:t>
-          </m:r>
-        </m:oMath>
-      </m:oMathPara>
+        <w:t xml:space="preserve">.</w:t>
+      </w:r>
     </w:p>
     <w:bookmarkEnd w:id="65"/>
     <w:bookmarkStart w:id="67" w:name="sol-expected-error-epe"/>
     <w:p>
       <w:pPr>
-        <w:pStyle w:val="FirstParagraph"/>
+        <w:pStyle w:val="BodyText"/>
       </w:pPr>
       <w:r>
         <w:rPr>
@@ -25746,7 +25704,7 @@
           <w:b/>
           <w:bCs/>
         </w:rPr>
-        <w:t xml:space="preserve">Exercise 7 (A held-out set estimates the generalization error)</w:t>
+        <w:t xml:space="preserve">Exercise 7 (Held-out predictions and the generalization error)</w:t>
       </w:r>
       <w:r>
         <w:t xml:space="preserve"> </w:t>
@@ -26136,7 +26094,7 @@
         <w:pStyle w:val="BodyText"/>
       </w:pPr>
       <w:r>
-        <w:t xml:space="preserve">Show that, given</w:t>
+        <w:t xml:space="preserve">Find, given</w:t>
       </w:r>
       <w:r>
         <w:t xml:space="preserve"> </w:t>
@@ -26187,7 +26145,13 @@
         <w:t xml:space="preserve"> </w:t>
       </w:r>
       <w:r>
-        <w:t xml:space="preserve">of the held-out predictions is</w:t>
+        <w:t xml:space="preserve">of the held-out predictions,</w:t>
+      </w:r>
+      <w:r>
+        <w:t xml:space="preserve"> </w:t>
+      </w:r>
+      <w:r>
+        <w:t xml:space="preserve">in terms of the generalization error</w:t>
       </w:r>
       <w:r>
         <w:t xml:space="preserve"> </w:t>
@@ -26432,44 +26396,6 @@
           <m:r>
             <m:t>​</m:t>
           </m:r>
-          <m:r>
-            <m:rPr>
-              <m:sty m:val="p"/>
-            </m:rPr>
-            <m:t>=</m:t>
-          </m:r>
-          <m:sSub>
-            <m:e>
-              <m:r>
-                <m:rPr>
-                  <m:sty m:val="p"/>
-                </m:rPr>
-                <m:t>Err</m:t>
-              </m:r>
-            </m:e>
-            <m:sub>
-              <m:sSub>
-                <m:e>
-                  <m:r>
-                    <m:rPr>
-                      <m:scr m:val="script"/>
-                      <m:sty m:val="p"/>
-                    </m:rPr>
-                    <m:t>D</m:t>
-                  </m:r>
-                </m:e>
-                <m:sub>
-                  <m:r>
-                    <m:rPr>
-                      <m:nor/>
-                      <m:sty m:val="p"/>
-                    </m:rPr>
-                    <m:t>train</m:t>
-                  </m:r>
-                </m:sub>
-              </m:sSub>
-            </m:sub>
-          </m:sSub>
           <m:r>
             <m:rPr>
               <m:sty m:val="p"/>
@@ -53235,7 +53161,7 @@
       </w:r>
     </w:p>
     <w:bookmarkEnd w:id="200"/>
-    <w:bookmarkStart w:id="201" w:name="lem-loocv-not-random"/>
+    <w:bookmarkStart w:id="204" w:name="def-loocv"/>
     <w:p>
       <w:pPr>
         <w:pStyle w:val="FirstParagraph"/>
@@ -53245,38 +53171,53 @@
           <w:b/>
           <w:bCs/>
         </w:rPr>
-        <w:t xml:space="preserve">Lemma 1 (Leave-one-out cross-validation does not depend on the fold assignment)</w:t>
-      </w:r>
-      <w:r>
-        <w:t xml:space="preserve"> </w:t>
-      </w:r>
-      <w:r>
-        <w:t xml:space="preserve">Let</w:t>
+        <w:t xml:space="preserve">Definition 32 (Leave-one-out cross-validation)</w:t>
+      </w:r>
+      <w:r>
+        <w:t xml:space="preserve"> </w:t>
+      </w:r>
+      <w:r>
+        <w:rPr>
+          <w:b/>
+          <w:bCs/>
+        </w:rPr>
+        <w:t xml:space="preserve">Leave-one-out cross-validation (LOOCV)</w:t>
+      </w:r>
+      <w:r>
+        <w:t xml:space="preserve"> </w:t>
+      </w:r>
+      <w:r>
+        <w:t xml:space="preserve">is</w:t>
+      </w:r>
+      <w:r>
+        <w:t xml:space="preserve"> </w:t>
+      </w:r>
+      <w:hyperlink w:anchor="def-kfold">
+        <m:oMath>
+          <m:r>
+            <m:t>k</m:t>
+          </m:r>
+        </m:oMath>
+        <w:r>
+          <w:rPr>
+            <w:rStyle w:val="Hyperlink"/>
+          </w:rPr>
+          <w:t xml:space="preserve">-fold cross-validation</w:t>
+        </w:r>
+      </w:hyperlink>
+      <w:r>
+        <w:t xml:space="preserve"> </w:t>
+      </w:r>
+      <w:r>
+        <w:t xml:space="preserve">with</w:t>
       </w:r>
       <w:r>
         <w:t xml:space="preserve"> </w:t>
       </w:r>
       <m:oMath>
-        <m:sSub>
-          <m:e>
-            <m:r>
-              <m:rPr>
-                <m:scr m:val="script"/>
-                <m:sty m:val="p"/>
-              </m:rPr>
-              <m:t>D</m:t>
-            </m:r>
-          </m:e>
-          <m:sub>
-            <m:r>
-              <m:rPr>
-                <m:nor/>
-                <m:sty m:val="p"/>
-              </m:rPr>
-              <m:t>train</m:t>
-            </m:r>
-          </m:sub>
-        </m:sSub>
+        <m:r>
+          <m:t>k</m:t>
+        </m:r>
         <m:r>
           <m:rPr>
             <m:sty m:val="p"/>
@@ -53284,104 +53225,17 @@
           <m:t>=</m:t>
         </m:r>
         <m:r>
-          <m:t>​</m:t>
-        </m:r>
-        <m:d>
-          <m:dPr>
-            <m:begChr m:val="("/>
-            <m:sepChr m:val=""/>
-            <m:endChr m:val=")"/>
-            <m:grow/>
-          </m:dPr>
-          <m:e>
-            <m:r>
-              <m:rPr>
-                <m:sty m:val="p"/>
-              </m:rPr>
-              <m:t>(</m:t>
-            </m:r>
-            <m:sSub>
-              <m:e>
-                <m:r>
-                  <m:t>x</m:t>
-                </m:r>
-              </m:e>
-              <m:sub>
-                <m:r>
-                  <m:t>i</m:t>
-                </m:r>
-              </m:sub>
-            </m:sSub>
-            <m:r>
-              <m:rPr>
-                <m:sty m:val="p"/>
-              </m:rPr>
-              <m:t>,</m:t>
-            </m:r>
-            <m:sSub>
-              <m:e>
-                <m:r>
-                  <m:t>y</m:t>
-                </m:r>
-              </m:e>
-              <m:sub>
-                <m:r>
-                  <m:t>i</m:t>
-                </m:r>
-              </m:sub>
-            </m:sSub>
-            <m:r>
-              <m:rPr>
-                <m:sty m:val="p"/>
-              </m:rPr>
-              <m:t>)</m:t>
-            </m:r>
-          </m:e>
-        </m:d>
-        <m:sSub>
-          <m:e>
-            <m:r>
-              <m:t>​</m:t>
-            </m:r>
-          </m:e>
-          <m:sub>
-            <m:r>
-              <m:t>i</m:t>
-            </m:r>
-            <m:r>
-              <m:rPr>
-                <m:sty m:val="p"/>
-              </m:rPr>
-              <m:t>∈</m:t>
-            </m:r>
-            <m:r>
-              <m:t>I</m:t>
-            </m:r>
-          </m:sub>
-        </m:sSub>
+          <m:t>n</m:t>
+        </m:r>
       </m:oMath>
       <w:r>
-        <w:t xml:space="preserve"> </w:t>
-      </w:r>
-      <w:r>
-        <w:t xml:space="preserve">be a</w:t>
-      </w:r>
-      <w:r>
-        <w:t xml:space="preserve"> </w:t>
-      </w:r>
-      <w:hyperlink w:anchor="def-training-set">
-        <w:r>
-          <w:rPr>
-            <w:rStyle w:val="Hyperlink"/>
-          </w:rPr>
-          <w:t xml:space="preserve">training set</w:t>
-        </w:r>
-      </w:hyperlink>
-      <w:r>
-        <w:t xml:space="preserve"> </w:t>
-      </w:r>
-      <w:r>
-        <w:t xml:space="preserve">of</w:t>
+        <w:t xml:space="preserve">,</w:t>
+      </w:r>
+      <w:r>
+        <w:t xml:space="preserve"> </w:t>
+      </w:r>
+      <w:r>
+        <w:t xml:space="preserve">so that each of the</w:t>
       </w:r>
       <w:r>
         <w:t xml:space="preserve"> </w:t>
@@ -53390,333 +53244,7 @@
         <m:r>
           <m:t>n</m:t>
         </m:r>
-        <m:r>
-          <m:rPr>
-            <m:sty m:val="p"/>
-          </m:rPr>
-          <m:t>=</m:t>
-        </m:r>
-        <m:r>
-          <m:t>​</m:t>
-        </m:r>
-        <m:d>
-          <m:dPr>
-            <m:begChr m:val="|"/>
-            <m:sepChr m:val=""/>
-            <m:endChr m:val="|"/>
-            <m:grow/>
-          </m:dPr>
-          <m:e>
-            <m:r>
-              <m:t>I</m:t>
-            </m:r>
-          </m:e>
-        </m:d>
-        <m:r>
-          <m:t>​</m:t>
-        </m:r>
       </m:oMath>
-      <w:r>
-        <w:t xml:space="preserve"> </w:t>
-      </w:r>
-      <w:r>
-        <w:t xml:space="preserve">observations, indexed by</w:t>
-      </w:r>
-      <w:r>
-        <w:t xml:space="preserve"> </w:t>
-      </w:r>
-      <m:oMath>
-        <m:r>
-          <m:t>I</m:t>
-        </m:r>
-      </m:oMath>
-      <w:r>
-        <w:t xml:space="preserve">.</w:t>
-      </w:r>
-      <w:r>
-        <w:t xml:space="preserve"> </w:t>
-      </w:r>
-      <w:r>
-        <w:t xml:space="preserve">Then the</w:t>
-      </w:r>
-      <w:r>
-        <w:t xml:space="preserve"> </w:t>
-      </w:r>
-      <w:hyperlink w:anchor="def-cv-estimate">
-        <w:r>
-          <w:rPr>
-            <w:rStyle w:val="Hyperlink"/>
-          </w:rPr>
-          <w:t xml:space="preserve">cross-validation estimate</w:t>
-        </w:r>
-      </w:hyperlink>
-      <w:r>
-        <w:t xml:space="preserve"> </w:t>
-      </w:r>
-      <m:oMath>
-        <m:sSub>
-          <m:e>
-            <m:acc>
-              <m:accPr>
-                <m:chr m:val="̂"/>
-              </m:accPr>
-              <m:e>
-                <m:r>
-                  <m:rPr>
-                    <m:sty m:val="p"/>
-                  </m:rPr>
-                  <m:t>Err</m:t>
-                </m:r>
-              </m:e>
-            </m:acc>
-          </m:e>
-          <m:sub>
-            <m:r>
-              <m:rPr>
-                <m:nor/>
-                <m:sty m:val="p"/>
-              </m:rPr>
-              <m:t>CV</m:t>
-            </m:r>
-            <m:r>
-              <m:rPr>
-                <m:sty m:val="p"/>
-              </m:rPr>
-              <m:t>(</m:t>
-            </m:r>
-            <m:r>
-              <m:t>n</m:t>
-            </m:r>
-            <m:r>
-              <m:rPr>
-                <m:sty m:val="p"/>
-              </m:rPr>
-              <m:t>)</m:t>
-            </m:r>
-          </m:sub>
-        </m:sSub>
-      </m:oMath>
-      <w:r>
-        <w:t xml:space="preserve"> </w:t>
-      </w:r>
-      <w:r>
-        <w:t xml:space="preserve">of</w:t>
-      </w:r>
-      <w:r>
-        <w:t xml:space="preserve"> </w:t>
-      </w:r>
-      <w:hyperlink w:anchor="def-loocv">
-        <w:r>
-          <w:rPr>
-            <w:rStyle w:val="Hyperlink"/>
-          </w:rPr>
-          <w:t xml:space="preserve">leave-one-out cross-validation</w:t>
-        </w:r>
-      </w:hyperlink>
-      <w:r>
-        <w:t xml:space="preserve"> </w:t>
-      </w:r>
-      <w:r>
-        <w:t xml:space="preserve">(</w:t>
-      </w:r>
-      <m:oMath>
-        <m:r>
-          <m:t>k</m:t>
-        </m:r>
-        <m:r>
-          <m:rPr>
-            <m:sty m:val="p"/>
-          </m:rPr>
-          <m:t>=</m:t>
-        </m:r>
-        <m:r>
-          <m:t>n</m:t>
-        </m:r>
-      </m:oMath>
-      <w:r>
-        <w:t xml:space="preserve">)</w:t>
-      </w:r>
-      <w:r>
-        <w:t xml:space="preserve"> </w:t>
-      </w:r>
-      <w:r>
-        <w:t xml:space="preserve">is the same for every</w:t>
-      </w:r>
-      <w:r>
-        <w:t xml:space="preserve"> </w:t>
-      </w:r>
-      <w:hyperlink w:anchor="def-fold-assignment">
-        <w:r>
-          <w:rPr>
-            <w:rStyle w:val="Hyperlink"/>
-          </w:rPr>
-          <w:t xml:space="preserve">fold assignment</w:t>
-        </w:r>
-      </w:hyperlink>
-      <w:r>
-        <w:t xml:space="preserve"> </w:t>
-      </w:r>
-      <m:oMath>
-        <m:r>
-          <m:t>κ</m:t>
-        </m:r>
-        <m:r>
-          <m:rPr>
-            <m:sty m:val="p"/>
-          </m:rPr>
-          <m:t>(</m:t>
-        </m:r>
-        <m:r>
-          <m:t>i</m:t>
-        </m:r>
-        <m:r>
-          <m:rPr>
-            <m:sty m:val="p"/>
-          </m:rPr>
-          <m:t>)</m:t>
-        </m:r>
-      </m:oMath>
-      <w:r>
-        <w:t xml:space="preserve">.</w:t>
-      </w:r>
-    </w:p>
-    <w:bookmarkEnd w:id="201"/>
-    <w:p>
-      <w:pPr>
-        <w:pStyle w:val="BodyText"/>
-      </w:pPr>
-      <w:r>
-        <w:rPr>
-          <w:i/>
-          <w:iCs/>
-        </w:rPr>
-        <w:t xml:space="preserve">Proof</w:t>
-      </w:r>
-      <w:r>
-        <w:t xml:space="preserve">. </w:t>
-      </w:r>
-      <w:r>
-        <w:t xml:space="preserve">This is the solution to</w:t>
-      </w:r>
-      <w:r>
-        <w:t xml:space="preserve"> </w:t>
-      </w:r>
-      <w:hyperlink w:anchor="exr-loocv">
-        <w:r>
-          <w:rPr>
-            <w:rStyle w:val="Hyperlink"/>
-          </w:rPr>
-          <w:t xml:space="preserve">Exercise 11</w:t>
-        </w:r>
-      </w:hyperlink>
-      <w:r>
-        <w:t xml:space="preserve">, part 3, worked in</w:t>
-      </w:r>
-      <w:r>
-        <w:t xml:space="preserve"> </w:t>
-      </w:r>
-      <w:hyperlink w:anchor="sol-loocv">
-        <w:r>
-          <w:rPr>
-            <w:rStyle w:val="Hyperlink"/>
-          </w:rPr>
-          <w:t xml:space="preserve">Solution 11</w:t>
-        </w:r>
-      </w:hyperlink>
-      <w:r>
-        <w:t xml:space="preserve">.</w:t>
-      </w:r>
-      <w:r>
-        <w:t xml:space="preserve"> </w:t>
-      </w:r>
-      <w:r>
-        <w:t xml:space="preserve">It uses</w:t>
-      </w:r>
-      <w:r>
-        <w:t xml:space="preserve"> </w:t>
-      </w:r>
-      <w:hyperlink w:anchor="eq-cv-estimate">
-        <w:r>
-          <w:rPr>
-            <w:rStyle w:val="Hyperlink"/>
-          </w:rPr>
-          <w:t xml:space="preserve">Equation 31</w:t>
-        </w:r>
-      </w:hyperlink>
-      <w:r>
-        <w:t xml:space="preserve"> </w:t>
-      </w:r>
-      <w:r>
-        <w:t xml:space="preserve">and</w:t>
-      </w:r>
-      <w:r>
-        <w:t xml:space="preserve"> </w:t>
-      </w:r>
-      <w:hyperlink w:anchor="eq-fold-out-rule">
-        <w:r>
-          <w:rPr>
-            <w:rStyle w:val="Hyperlink"/>
-          </w:rPr>
-          <w:t xml:space="preserve">Equation 30</w:t>
-        </w:r>
-      </w:hyperlink>
-      <w:r>
-        <w:t xml:space="preserve">.</w:t>
-      </w:r>
-    </w:p>
-    <w:p>
-      <w:pPr>
-        <w:pStyle w:val="BodyText"/>
-      </w:pPr>
-      <w:r>
-        <w:t xml:space="preserve">Each step below changes one thing.</w:t>
-      </w:r>
-    </w:p>
-    <w:p>
-      <w:pPr>
-        <w:pStyle w:val="Compact"/>
-        <w:numPr>
-          <w:ilvl w:val="0"/>
-          <w:numId w:val="1015"/>
-        </w:numPr>
-      </w:pPr>
-      <w:r>
-        <w:t xml:space="preserve">With</w:t>
-      </w:r>
-      <w:r>
-        <w:t xml:space="preserve"> </w:t>
-      </w:r>
-      <m:oMath>
-        <m:r>
-          <m:t>k</m:t>
-        </m:r>
-        <m:r>
-          <m:rPr>
-            <m:sty m:val="p"/>
-          </m:rPr>
-          <m:t>=</m:t>
-        </m:r>
-        <m:r>
-          <m:t>n</m:t>
-        </m:r>
-      </m:oMath>
-      <w:r>
-        <w:t xml:space="preserve">, the</w:t>
-      </w:r>
-      <w:r>
-        <w:t xml:space="preserve"> </w:t>
-      </w:r>
-      <m:oMath>
-        <m:r>
-          <m:t>n</m:t>
-        </m:r>
-      </m:oMath>
-      <w:r>
-        <w:t xml:space="preserve"> </w:t>
-      </w:r>
-      <w:r>
-        <w:t xml:space="preserve">nonempty, disjoint</w:t>
-      </w:r>
       <w:r>
         <w:t xml:space="preserve"> </w:t>
       </w:r>
@@ -53732,305 +53260,13 @@
         <w:t xml:space="preserve"> </w:t>
       </w:r>
       <w:r>
-        <w:t xml:space="preserve">of</w:t>
-      </w:r>
-      <w:r>
-        <w:t xml:space="preserve"> </w:t>
-      </w:r>
-      <w:hyperlink w:anchor="eq-folds">
-        <w:r>
-          <w:rPr>
-            <w:rStyle w:val="Hyperlink"/>
-          </w:rPr>
-          <w:t xml:space="preserve">Equation 27</w:t>
-        </w:r>
-      </w:hyperlink>
-      <w:r>
-        <w:t xml:space="preserve"> </w:t>
-      </w:r>
-      <w:r>
-        <w:t xml:space="preserve">partition the</w:t>
-      </w:r>
-      <w:r>
-        <w:t xml:space="preserve"> </w:t>
-      </w:r>
-      <m:oMath>
-        <m:r>
-          <m:t>n</m:t>
-        </m:r>
-      </m:oMath>
-      <w:r>
-        <w:t xml:space="preserve"> </w:t>
-      </w:r>
-      <w:r>
-        <w:t xml:space="preserve">indices of</w:t>
-      </w:r>
-      <w:r>
-        <w:t xml:space="preserve"> </w:t>
-      </w:r>
-      <m:oMath>
-        <m:r>
-          <m:t>I</m:t>
-        </m:r>
-      </m:oMath>
-      <w:r>
-        <w:t xml:space="preserve">,</w:t>
-      </w:r>
-      <w:r>
-        <w:t xml:space="preserve"> </w:t>
-      </w:r>
-      <w:r>
-        <w:t xml:space="preserve">so each fold holds exactly one index.</w:t>
-      </w:r>
-      <w:r>
-        <w:t xml:space="preserve"> </w:t>
-      </w:r>
-      <w:r>
-        <w:t xml:space="preserve">(A partition of</w:t>
-      </w:r>
-      <w:r>
-        <w:t xml:space="preserve"> </w:t>
-      </w:r>
-      <m:oMath>
-        <m:r>
-          <m:t>n</m:t>
-        </m:r>
-      </m:oMath>
-      <w:r>
-        <w:t xml:space="preserve"> </w:t>
-      </w:r>
-      <w:r>
-        <w:t xml:space="preserve">indices into</w:t>
-      </w:r>
-      <w:r>
-        <w:t xml:space="preserve"> </w:t>
-      </w:r>
-      <m:oMath>
-        <m:r>
-          <m:t>n</m:t>
-        </m:r>
-      </m:oMath>
-      <w:r>
-        <w:t xml:space="preserve"> </w:t>
-      </w:r>
-      <w:r>
-        <w:t xml:space="preserve">nonempty, disjoint subsets has one index per subset.)</w:t>
-      </w:r>
-    </w:p>
-    <w:p>
-      <w:pPr>
-        <w:pStyle w:val="Compact"/>
-        <w:numPr>
-          <w:ilvl w:val="0"/>
-          <w:numId w:val="1015"/>
-        </w:numPr>
-      </w:pPr>
-      <w:r>
-        <w:t xml:space="preserve">For observation</w:t>
-      </w:r>
-      <w:r>
-        <w:t xml:space="preserve"> </w:t>
-      </w:r>
-      <m:oMath>
-        <m:r>
-          <m:t>i</m:t>
-        </m:r>
-      </m:oMath>
-      <w:r>
-        <w:t xml:space="preserve">,</w:t>
-      </w:r>
-      <w:r>
-        <w:t xml:space="preserve"> </w:t>
-      </w:r>
-      <w:hyperlink w:anchor="eq-fold-assignment">
-        <w:r>
-          <w:rPr>
-            <w:rStyle w:val="Hyperlink"/>
-          </w:rPr>
-          <w:t xml:space="preserve">Equation 29</w:t>
-        </w:r>
-      </w:hyperlink>
-      <w:r>
-        <w:t xml:space="preserve"> </w:t>
-      </w:r>
-      <w:r>
-        <w:t xml:space="preserve">gives</w:t>
-      </w:r>
-      <w:r>
-        <w:t xml:space="preserve"> </w:t>
-      </w:r>
-      <m:oMath>
-        <m:r>
-          <m:t>i</m:t>
-        </m:r>
-        <m:r>
-          <m:rPr>
-            <m:sty m:val="p"/>
-          </m:rPr>
-          <m:t>∈</m:t>
-        </m:r>
-        <m:sSub>
-          <m:e>
-            <m:r>
-              <m:rPr>
-                <m:scr m:val="script"/>
-                <m:sty m:val="p"/>
-              </m:rPr>
-              <m:t>F</m:t>
-            </m:r>
-          </m:e>
-          <m:sub>
-            <m:r>
-              <m:t>κ</m:t>
-            </m:r>
-            <m:r>
-              <m:rPr>
-                <m:sty m:val="p"/>
-              </m:rPr>
-              <m:t>(</m:t>
-            </m:r>
-            <m:r>
-              <m:t>i</m:t>
-            </m:r>
-            <m:r>
-              <m:rPr>
-                <m:sty m:val="p"/>
-              </m:rPr>
-              <m:t>)</m:t>
-            </m:r>
-          </m:sub>
-        </m:sSub>
-      </m:oMath>
-      <w:r>
-        <w:t xml:space="preserve">,</w:t>
-      </w:r>
-      <w:r>
-        <w:t xml:space="preserve"> </w:t>
-      </w:r>
-      <w:r>
-        <w:t xml:space="preserve">so</w:t>
-      </w:r>
-      <w:r>
-        <w:t xml:space="preserve"> </w:t>
-      </w:r>
-      <m:oMath>
-        <m:sSub>
-          <m:e>
-            <m:r>
-              <m:rPr>
-                <m:scr m:val="script"/>
-                <m:sty m:val="p"/>
-              </m:rPr>
-              <m:t>F</m:t>
-            </m:r>
-          </m:e>
-          <m:sub>
-            <m:r>
-              <m:t>κ</m:t>
-            </m:r>
-            <m:r>
-              <m:rPr>
-                <m:sty m:val="p"/>
-              </m:rPr>
-              <m:t>(</m:t>
-            </m:r>
-            <m:r>
-              <m:t>i</m:t>
-            </m:r>
-            <m:r>
-              <m:rPr>
-                <m:sty m:val="p"/>
-              </m:rPr>
-              <m:t>)</m:t>
-            </m:r>
-          </m:sub>
-        </m:sSub>
-        <m:r>
-          <m:rPr>
-            <m:sty m:val="p"/>
-          </m:rPr>
-          <m:t>=</m:t>
-        </m:r>
-        <m:r>
-          <m:t>​</m:t>
-        </m:r>
-        <m:d>
-          <m:dPr>
-            <m:begChr m:val="{"/>
-            <m:sepChr m:val=""/>
-            <m:endChr m:val="}"/>
-            <m:grow/>
-          </m:dPr>
-          <m:e>
-            <m:r>
-              <m:t>i</m:t>
-            </m:r>
-          </m:e>
-        </m:d>
-        <m:r>
-          <m:t>​</m:t>
-        </m:r>
-      </m:oMath>
-      <w:r>
-        <w:t xml:space="preserve">.</w:t>
-      </w:r>
-      <w:r>
-        <w:t xml:space="preserve"> </w:t>
-      </w:r>
-      <w:r>
-        <w:t xml:space="preserve">(Fold</w:t>
-      </w:r>
-      <w:r>
-        <w:t xml:space="preserve"> </w:t>
-      </w:r>
-      <m:oMath>
-        <m:r>
-          <m:t>κ</m:t>
-        </m:r>
-        <m:r>
-          <m:rPr>
-            <m:sty m:val="p"/>
-          </m:rPr>
-          <m:t>(</m:t>
-        </m:r>
-        <m:r>
-          <m:t>i</m:t>
-        </m:r>
-        <m:r>
-          <m:rPr>
-            <m:sty m:val="p"/>
-          </m:rPr>
-          <m:t>)</m:t>
-        </m:r>
-      </m:oMath>
-      <w:r>
-        <w:t xml:space="preserve"> </w:t>
-      </w:r>
-      <w:r>
-        <w:t xml:space="preserve">holds one index, and that index is</w:t>
-      </w:r>
-      <w:r>
-        <w:t xml:space="preserve"> </w:t>
-      </w:r>
-      <m:oMath>
-        <m:r>
-          <m:t>i</m:t>
-        </m:r>
-      </m:oMath>
-      <w:r>
-        <w:t xml:space="preserve">.)</w:t>
-      </w:r>
-    </w:p>
-    <w:p>
-      <w:pPr>
-        <w:pStyle w:val="Compact"/>
-        <w:numPr>
-          <w:ilvl w:val="0"/>
-          <w:numId w:val="1015"/>
-        </w:numPr>
-      </w:pPr>
-      <w:r>
-        <w:t xml:space="preserve">The</w:t>
+        <w:t xml:space="preserve">holds one observation,</w:t>
+      </w:r>
+      <w:r>
+        <w:t xml:space="preserve"> </w:t>
+      </w:r>
+      <w:r>
+        <w:t xml:space="preserve">and the</w:t>
       </w:r>
       <w:r>
         <w:t xml:space="preserve"> </w:t>
@@ -54043,26 +53279,6 @@
           <w:t xml:space="preserve">fold-out rule</w:t>
         </w:r>
       </w:hyperlink>
-      <w:r>
-        <w:t xml:space="preserve"> </w:t>
-      </w:r>
-      <w:r>
-        <w:t xml:space="preserve">of observation</w:t>
-      </w:r>
-      <w:r>
-        <w:t xml:space="preserve"> </w:t>
-      </w:r>
-      <m:oMath>
-        <m:r>
-          <m:t>i</m:t>
-        </m:r>
-      </m:oMath>
-      <w:r>
-        <w:t xml:space="preserve"> </w:t>
-      </w:r>
-      <w:r>
-        <w:t xml:space="preserve">is then</w:t>
-      </w:r>
       <w:r>
         <w:t xml:space="preserve"> </w:t>
       </w:r>
@@ -54131,179 +53347,11 @@
           </m:dPr>
           <m:e>
             <m:r>
-              <m:t>x</m:t>
-            </m:r>
-          </m:e>
-        </m:d>
-        <m:r>
-          <m:t>​</m:t>
-        </m:r>
-        <m:r>
-          <m:rPr>
-            <m:sty m:val="p"/>
-          </m:rPr>
-          <m:t>=</m:t>
-        </m:r>
-        <m:r>
-          <m:t>g</m:t>
-        </m:r>
-        <m:r>
-          <m:t>​</m:t>
-        </m:r>
-        <m:d>
-          <m:dPr>
-            <m:begChr m:val="("/>
-            <m:sepChr m:val=""/>
-            <m:endChr m:val=")"/>
-            <m:grow/>
-          </m:dPr>
-          <m:e>
-            <m:r>
-              <m:t>x</m:t>
-            </m:r>
-            <m:r>
               <m:rPr>
                 <m:sty m:val="p"/>
               </m:rPr>
-              <m:t>;</m:t>
-            </m:r>
-            <m:r>
-              <m:t>​</m:t>
-            </m:r>
-            <m:d>
-              <m:dPr>
-                <m:begChr m:val="("/>
-                <m:sepChr m:val=""/>
-                <m:endChr m:val=")"/>
-                <m:grow/>
-              </m:dPr>
-              <m:e>
-                <m:r>
-                  <m:rPr>
-                    <m:sty m:val="p"/>
-                  </m:rPr>
-                  <m:t>(</m:t>
-                </m:r>
-                <m:sSub>
-                  <m:e>
-                    <m:r>
-                      <m:t>x</m:t>
-                    </m:r>
-                  </m:e>
-                  <m:sub>
-                    <m:sSup>
-                      <m:e>
-                        <m:r>
-                          <m:t>i</m:t>
-                        </m:r>
-                      </m:e>
-                      <m:sup>
-                        <m:r>
-                          <m:rPr>
-                            <m:sty m:val="p"/>
-                          </m:rPr>
-                          <m:t>′</m:t>
-                        </m:r>
-                      </m:sup>
-                    </m:sSup>
-                  </m:sub>
-                </m:sSub>
-                <m:r>
-                  <m:rPr>
-                    <m:sty m:val="p"/>
-                  </m:rPr>
-                  <m:t>,</m:t>
-                </m:r>
-                <m:sSub>
-                  <m:e>
-                    <m:r>
-                      <m:t>y</m:t>
-                    </m:r>
-                  </m:e>
-                  <m:sub>
-                    <m:sSup>
-                      <m:e>
-                        <m:r>
-                          <m:t>i</m:t>
-                        </m:r>
-                      </m:e>
-                      <m:sup>
-                        <m:r>
-                          <m:rPr>
-                            <m:sty m:val="p"/>
-                          </m:rPr>
-                          <m:t>′</m:t>
-                        </m:r>
-                      </m:sup>
-                    </m:sSup>
-                  </m:sub>
-                </m:sSub>
-                <m:r>
-                  <m:rPr>
-                    <m:sty m:val="p"/>
-                  </m:rPr>
-                  <m:t>)</m:t>
-                </m:r>
-              </m:e>
-            </m:d>
-            <m:sSub>
-              <m:e>
-                <m:r>
-                  <m:t>​</m:t>
-                </m:r>
-              </m:e>
-              <m:sub>
-                <m:sSup>
-                  <m:e>
-                    <m:r>
-                      <m:t>i</m:t>
-                    </m:r>
-                  </m:e>
-                  <m:sup>
-                    <m:r>
-                      <m:rPr>
-                        <m:sty m:val="p"/>
-                      </m:rPr>
-                      <m:t>′</m:t>
-                    </m:r>
-                  </m:sup>
-                </m:sSup>
-                <m:r>
-                  <m:rPr>
-                    <m:sty m:val="p"/>
-                  </m:rPr>
-                  <m:t>∈</m:t>
-                </m:r>
-                <m:r>
-                  <m:t>I</m:t>
-                </m:r>
-                <m:r>
-                  <m:rPr>
-                    <m:sty m:val="p"/>
-                  </m:rPr>
-                  <m:t>\</m:t>
-                </m:r>
-                <m:r>
-                  <m:t>​</m:t>
-                </m:r>
-                <m:d>
-                  <m:dPr>
-                    <m:begChr m:val="{"/>
-                    <m:sepChr m:val=""/>
-                    <m:endChr m:val="}"/>
-                    <m:grow/>
-                  </m:dPr>
-                  <m:e>
-                    <m:r>
-                      <m:t>i</m:t>
-                    </m:r>
-                  </m:e>
-                </m:d>
-                <m:r>
-                  <m:t>​</m:t>
-                </m:r>
-              </m:sub>
-            </m:sSub>
+              <m:t>⋅</m:t>
+            </m:r>
           </m:e>
         </m:d>
         <m:r>
@@ -54311,332 +53359,72 @@
         </m:r>
       </m:oMath>
       <w:r>
-        <w:t xml:space="preserve">.</w:t>
-      </w:r>
-      <w:r>
-        <w:t xml:space="preserve"> </w:t>
-      </w:r>
-      <w:r>
-        <w:t xml:space="preserve">(</w:t>
-      </w:r>
-      <w:hyperlink w:anchor="eq-fold-out-rule">
+        <w:t xml:space="preserve"> </w:t>
+      </w:r>
+      <w:r>
+        <w:t xml:space="preserve">of observation</w:t>
+      </w:r>
+      <w:r>
+        <w:t xml:space="preserve"> </w:t>
+      </w:r>
+      <m:oMath>
+        <m:r>
+          <m:t>i</m:t>
+        </m:r>
+      </m:oMath>
+      <w:r>
+        <w:t xml:space="preserve">’s</w:t>
+      </w:r>
+      <w:r>
+        <w:t xml:space="preserve"> </w:t>
+      </w:r>
+      <w:hyperlink w:anchor="def-fold-assignment">
         <w:r>
           <w:rPr>
             <w:rStyle w:val="Hyperlink"/>
           </w:rPr>
-          <w:t xml:space="preserve">Equation 30</w:t>
+          <w:t xml:space="preserve">fold</w:t>
         </w:r>
       </w:hyperlink>
       <w:r>
         <w:t xml:space="preserve"> </w:t>
       </w:r>
       <w:r>
-        <w:t xml:space="preserve">with</w:t>
+        <w:t xml:space="preserve">is fitted to all observations except observation</w:t>
       </w:r>
       <w:r>
         <w:t xml:space="preserve"> </w:t>
       </w:r>
       <m:oMath>
-        <m:sSub>
-          <m:e>
-            <m:r>
-              <m:rPr>
-                <m:scr m:val="script"/>
-                <m:sty m:val="p"/>
-              </m:rPr>
-              <m:t>F</m:t>
-            </m:r>
-          </m:e>
-          <m:sub>
-            <m:r>
-              <m:t>κ</m:t>
-            </m:r>
-            <m:r>
-              <m:rPr>
-                <m:sty m:val="p"/>
-              </m:rPr>
-              <m:t>(</m:t>
-            </m:r>
-            <m:r>
-              <m:t>i</m:t>
-            </m:r>
-            <m:r>
-              <m:rPr>
-                <m:sty m:val="p"/>
-              </m:rPr>
-              <m:t>)</m:t>
-            </m:r>
-          </m:sub>
-        </m:sSub>
-        <m:r>
-          <m:rPr>
-            <m:sty m:val="p"/>
-          </m:rPr>
-          <m:t>=</m:t>
-        </m:r>
-        <m:r>
-          <m:t>​</m:t>
-        </m:r>
-        <m:d>
-          <m:dPr>
-            <m:begChr m:val="{"/>
-            <m:sepChr m:val=""/>
-            <m:endChr m:val="}"/>
-            <m:grow/>
-          </m:dPr>
-          <m:e>
-            <m:r>
-              <m:t>i</m:t>
-            </m:r>
-          </m:e>
-        </m:d>
-        <m:r>
-          <m:t>​</m:t>
+        <m:r>
+          <m:t>i</m:t>
         </m:r>
       </m:oMath>
       <w:r>
-        <w:t xml:space="preserve">.)</w:t>
-      </w:r>
-    </w:p>
-    <w:p>
-      <w:pPr>
-        <w:pStyle w:val="Compact"/>
-        <w:numPr>
-          <w:ilvl w:val="0"/>
-          <w:numId w:val="1015"/>
-        </w:numPr>
-      </w:pPr>
-      <w:r>
-        <w:t xml:space="preserve">This rule is fitted to every observation except observation</w:t>
-      </w:r>
-      <w:r>
-        <w:t xml:space="preserve"> </w:t>
-      </w:r>
-      <m:oMath>
-        <m:r>
-          <m:t>i</m:t>
-        </m:r>
-      </m:oMath>
-      <w:r>
-        <w:t xml:space="preserve">,</w:t>
-      </w:r>
-      <w:r>
-        <w:t xml:space="preserve"> </w:t>
-      </w:r>
-      <w:r>
-        <w:t xml:space="preserve">and it does not involve</w:t>
-      </w:r>
-      <w:r>
-        <w:t xml:space="preserve"> </w:t>
-      </w:r>
-      <m:oMath>
-        <m:r>
-          <m:t>κ</m:t>
-        </m:r>
-        <m:r>
-          <m:rPr>
-            <m:sty m:val="p"/>
-          </m:rPr>
-          <m:t>(</m:t>
-        </m:r>
-        <m:r>
-          <m:t>i</m:t>
-        </m:r>
-        <m:r>
-          <m:rPr>
-            <m:sty m:val="p"/>
-          </m:rPr>
-          <m:t>)</m:t>
-        </m:r>
-      </m:oMath>
-      <w:r>
-        <w:t xml:space="preserve"> </w:t>
-      </w:r>
-      <w:r>
-        <w:t xml:space="preserve">itself.</w:t>
-      </w:r>
-      <w:r>
-        <w:t xml:space="preserve"> </w:t>
-      </w:r>
-      <w:r>
-        <w:t xml:space="preserve">(Step 3 depends on</w:t>
-      </w:r>
-      <w:r>
-        <w:t xml:space="preserve"> </w:t>
-      </w:r>
-      <m:oMath>
-        <m:r>
-          <m:t>i</m:t>
-        </m:r>
-      </m:oMath>
-      <w:r>
-        <w:t xml:space="preserve"> </w:t>
-      </w:r>
-      <w:r>
-        <w:t xml:space="preserve">and</w:t>
-      </w:r>
-      <w:r>
-        <w:t xml:space="preserve"> </w:t>
-      </w:r>
-      <m:oMath>
-        <m:r>
-          <m:t>g</m:t>
-        </m:r>
-      </m:oMath>
-      <w:r>
-        <w:t xml:space="preserve"> </w:t>
-      </w:r>
-      <w:r>
-        <w:t xml:space="preserve">only.)</w:t>
-      </w:r>
-    </w:p>
-    <w:p>
-      <w:pPr>
-        <w:pStyle w:val="Compact"/>
-        <w:numPr>
-          <w:ilvl w:val="0"/>
-          <w:numId w:val="1015"/>
-        </w:numPr>
-      </w:pPr>
-      <w:r>
-        <w:t xml:space="preserve">Hence each term</w:t>
-      </w:r>
-      <w:r>
-        <w:t xml:space="preserve"> </w:t>
-      </w:r>
-      <m:oMath>
-        <m:sSup>
-          <m:e>
-            <m:r>
-              <m:t>​</m:t>
-            </m:r>
-            <m:d>
-              <m:dPr>
-                <m:begChr m:val="("/>
-                <m:sepChr m:val=""/>
-                <m:endChr m:val=")"/>
-                <m:grow/>
-              </m:dPr>
-              <m:e>
-                <m:sSup>
-                  <m:e>
-                    <m:acc>
-                      <m:accPr>
-                        <m:chr m:val="̂"/>
-                      </m:accPr>
-                      <m:e>
-                        <m:r>
-                          <m:t>y</m:t>
-                        </m:r>
-                      </m:e>
-                    </m:acc>
-                  </m:e>
-                  <m:sup>
-                    <m:r>
-                      <m:rPr>
-                        <m:sty m:val="p"/>
-                      </m:rPr>
-                      <m:t>(</m:t>
-                    </m:r>
-                    <m:r>
-                      <m:rPr>
-                        <m:sty m:val="p"/>
-                      </m:rPr>
-                      <m:t>−</m:t>
-                    </m:r>
-                    <m:r>
-                      <m:t>κ</m:t>
-                    </m:r>
-                    <m:r>
-                      <m:rPr>
-                        <m:sty m:val="p"/>
-                      </m:rPr>
-                      <m:t>(</m:t>
-                    </m:r>
-                    <m:r>
-                      <m:t>i</m:t>
-                    </m:r>
-                    <m:r>
-                      <m:rPr>
-                        <m:sty m:val="p"/>
-                      </m:rPr>
-                      <m:t>)</m:t>
-                    </m:r>
-                    <m:r>
-                      <m:rPr>
-                        <m:sty m:val="p"/>
-                      </m:rPr>
-                      <m:t>)</m:t>
-                    </m:r>
-                  </m:sup>
-                </m:sSup>
-                <m:r>
-                  <m:t>​</m:t>
-                </m:r>
-                <m:d>
-                  <m:dPr>
-                    <m:begChr m:val="("/>
-                    <m:sepChr m:val=""/>
-                    <m:endChr m:val=")"/>
-                    <m:grow/>
-                  </m:dPr>
-                  <m:e>
-                    <m:sSub>
-                      <m:e>
-                        <m:r>
-                          <m:t>x</m:t>
-                        </m:r>
-                      </m:e>
-                      <m:sub>
-                        <m:r>
-                          <m:t>i</m:t>
-                        </m:r>
-                      </m:sub>
-                    </m:sSub>
-                  </m:e>
-                </m:d>
-                <m:r>
-                  <m:t>​</m:t>
-                </m:r>
-                <m:r>
-                  <m:rPr>
-                    <m:sty m:val="p"/>
-                  </m:rPr>
-                  <m:t>−</m:t>
-                </m:r>
-                <m:sSub>
-                  <m:e>
-                    <m:r>
-                      <m:t>y</m:t>
-                    </m:r>
-                  </m:e>
-                  <m:sub>
-                    <m:r>
-                      <m:t>i</m:t>
-                    </m:r>
-                  </m:sub>
-                </m:sSub>
-              </m:e>
-            </m:d>
-            <m:r>
-              <m:t>​</m:t>
-            </m:r>
-          </m:e>
-          <m:sup>
-            <m:r>
-              <m:t>2</m:t>
-            </m:r>
-          </m:sup>
-        </m:sSup>
-      </m:oMath>
-      <w:r>
-        <w:t xml:space="preserve"> </w:t>
-      </w:r>
-      <w:r>
-        <w:t xml:space="preserve">of</w:t>
-      </w:r>
-      <w:r>
-        <w:t xml:space="preserve"> </w:t>
+        <w:t xml:space="preserve">.</w:t>
+      </w:r>
+      <w:r>
+        <w:t xml:space="preserve"> </w:t>
+      </w:r>
+      <w:r>
+        <w:t xml:space="preserve">Its</w:t>
+      </w:r>
+      <w:r>
+        <w:t xml:space="preserve"> </w:t>
+      </w:r>
+      <w:hyperlink w:anchor="def-cv-estimate">
+        <w:r>
+          <w:rPr>
+            <w:rStyle w:val="Hyperlink"/>
+          </w:rPr>
+          <w:t xml:space="preserve">cross-validation estimate</w:t>
+        </w:r>
+      </w:hyperlink>
+      <w:r>
+        <w:t xml:space="preserve"> </w:t>
+      </w:r>
+      <w:r>
+        <w:t xml:space="preserve">(</w:t>
       </w:r>
       <w:hyperlink w:anchor="eq-cv-estimate">
         <w:r>
@@ -54650,670 +53438,6 @@
         <w:t xml:space="preserve"> </w:t>
       </w:r>
       <w:r>
-        <w:t xml:space="preserve">is the same</w:t>
-      </w:r>
-      <w:r>
-        <w:t xml:space="preserve"> </w:t>
-      </w:r>
-      <w:r>
-        <w:t xml:space="preserve">for every fold assignment.</w:t>
-      </w:r>
-      <w:r>
-        <w:t xml:space="preserve"> </w:t>
-      </w:r>
-      <w:r>
-        <w:t xml:space="preserve">(Each term is a function of the rule in step 4,</w:t>
-      </w:r>
-      <w:r>
-        <w:t xml:space="preserve"> </w:t>
-      </w:r>
-      <m:oMath>
-        <m:sSub>
-          <m:e>
-            <m:r>
-              <m:t>x</m:t>
-            </m:r>
-          </m:e>
-          <m:sub>
-            <m:r>
-              <m:t>i</m:t>
-            </m:r>
-          </m:sub>
-        </m:sSub>
-      </m:oMath>
-      <w:r>
-        <w:t xml:space="preserve"> </w:t>
-      </w:r>
-      <w:r>
-        <w:t xml:space="preserve">and</w:t>
-      </w:r>
-      <w:r>
-        <w:t xml:space="preserve"> </w:t>
-      </w:r>
-      <m:oMath>
-        <m:sSub>
-          <m:e>
-            <m:r>
-              <m:t>y</m:t>
-            </m:r>
-          </m:e>
-          <m:sub>
-            <m:r>
-              <m:t>i</m:t>
-            </m:r>
-          </m:sub>
-        </m:sSub>
-      </m:oMath>
-      <w:r>
-        <w:t xml:space="preserve">.)</w:t>
-      </w:r>
-    </w:p>
-    <w:p>
-      <w:pPr>
-        <w:pStyle w:val="Compact"/>
-        <w:numPr>
-          <w:ilvl w:val="0"/>
-          <w:numId w:val="1015"/>
-        </w:numPr>
-      </w:pPr>
-      <w:r>
-        <w:t xml:space="preserve">Therefore the sum over</w:t>
-      </w:r>
-      <w:r>
-        <w:t xml:space="preserve"> </w:t>
-      </w:r>
-      <m:oMath>
-        <m:r>
-          <m:t>i</m:t>
-        </m:r>
-        <m:r>
-          <m:rPr>
-            <m:sty m:val="p"/>
-          </m:rPr>
-          <m:t>∈</m:t>
-        </m:r>
-        <m:r>
-          <m:t>I</m:t>
-        </m:r>
-      </m:oMath>
-      <w:r>
-        <w:t xml:space="preserve"> </w:t>
-      </w:r>
-      <w:r>
-        <w:t xml:space="preserve">in</w:t>
-      </w:r>
-      <w:r>
-        <w:t xml:space="preserve"> </w:t>
-      </w:r>
-      <w:hyperlink w:anchor="eq-cv-estimate">
-        <w:r>
-          <w:rPr>
-            <w:rStyle w:val="Hyperlink"/>
-          </w:rPr>
-          <w:t xml:space="preserve">Equation 31</w:t>
-        </w:r>
-      </w:hyperlink>
-      <w:r>
-        <w:t xml:space="preserve">,</w:t>
-      </w:r>
-      <w:r>
-        <w:t xml:space="preserve"> </w:t>
-      </w:r>
-      <w:r>
-        <w:t xml:space="preserve">and its factor</w:t>
-      </w:r>
-      <w:r>
-        <w:t xml:space="preserve"> </w:t>
-      </w:r>
-      <m:oMath>
-        <m:r>
-          <m:t>1</m:t>
-        </m:r>
-        <m:r>
-          <m:rPr>
-            <m:sty m:val="p"/>
-          </m:rPr>
-          <m:t>/</m:t>
-        </m:r>
-        <m:r>
-          <m:t>n</m:t>
-        </m:r>
-      </m:oMath>
-      <w:r>
-        <w:t xml:space="preserve">, are the same for every fold assignment:</w:t>
-      </w:r>
-    </w:p>
-    <w:p>
-      <w:pPr>
-        <w:pStyle w:val="FirstParagraph"/>
-      </w:pPr>
-      <m:oMathPara>
-        <m:oMathParaPr>
-          <m:jc m:val="center"/>
-        </m:oMathParaPr>
-        <m:oMath>
-          <m:sSub>
-            <m:e>
-              <m:acc>
-                <m:accPr>
-                  <m:chr m:val="̂"/>
-                </m:accPr>
-                <m:e>
-                  <m:r>
-                    <m:rPr>
-                      <m:sty m:val="p"/>
-                    </m:rPr>
-                    <m:t>Err</m:t>
-                  </m:r>
-                </m:e>
-              </m:acc>
-            </m:e>
-            <m:sub>
-              <m:r>
-                <m:rPr>
-                  <m:nor/>
-                  <m:sty m:val="p"/>
-                </m:rPr>
-                <m:t>CV</m:t>
-              </m:r>
-              <m:r>
-                <m:rPr>
-                  <m:sty m:val="p"/>
-                </m:rPr>
-                <m:t>(</m:t>
-              </m:r>
-              <m:r>
-                <m:t>n</m:t>
-              </m:r>
-              <m:r>
-                <m:rPr>
-                  <m:sty m:val="p"/>
-                </m:rPr>
-                <m:t>)</m:t>
-              </m:r>
-            </m:sub>
-          </m:sSub>
-          <m:r>
-            <m:rPr>
-              <m:sty m:val="p"/>
-            </m:rPr>
-            <m:t>=</m:t>
-          </m:r>
-          <m:f>
-            <m:fPr>
-              <m:type m:val="bar"/>
-            </m:fPr>
-            <m:num>
-              <m:r>
-                <m:t>1</m:t>
-              </m:r>
-            </m:num>
-            <m:den>
-              <m:r>
-                <m:t>n</m:t>
-              </m:r>
-            </m:den>
-          </m:f>
-          <m:nary>
-            <m:naryPr>
-              <m:chr m:val="∑"/>
-              <m:limLoc m:val="undOvr"/>
-              <m:subHide m:val="off"/>
-              <m:supHide m:val="on"/>
-            </m:naryPr>
-            <m:sub>
-              <m:r>
-                <m:t>i</m:t>
-              </m:r>
-              <m:r>
-                <m:rPr>
-                  <m:sty m:val="p"/>
-                </m:rPr>
-                <m:t>∈</m:t>
-              </m:r>
-              <m:r>
-                <m:t>I</m:t>
-              </m:r>
-            </m:sub>
-            <m:sup>
-              <m:r>
-                <m:t>​</m:t>
-              </m:r>
-            </m:sup>
-            <m:e>
-              <m:sSup>
-                <m:e>
-                  <m:r>
-                    <m:t>​</m:t>
-                  </m:r>
-                  <m:d>
-                    <m:dPr>
-                      <m:begChr m:val="("/>
-                      <m:sepChr m:val=""/>
-                      <m:endChr m:val=")"/>
-                      <m:grow/>
-                    </m:dPr>
-                    <m:e>
-                      <m:sSup>
-                        <m:e>
-                          <m:acc>
-                            <m:accPr>
-                              <m:chr m:val="̂"/>
-                            </m:accPr>
-                            <m:e>
-                              <m:r>
-                                <m:t>y</m:t>
-                              </m:r>
-                            </m:e>
-                          </m:acc>
-                        </m:e>
-                        <m:sup>
-                          <m:r>
-                            <m:rPr>
-                              <m:sty m:val="p"/>
-                            </m:rPr>
-                            <m:t>(</m:t>
-                          </m:r>
-                          <m:r>
-                            <m:rPr>
-                              <m:sty m:val="p"/>
-                            </m:rPr>
-                            <m:t>−</m:t>
-                          </m:r>
-                          <m:r>
-                            <m:t>κ</m:t>
-                          </m:r>
-                          <m:r>
-                            <m:rPr>
-                              <m:sty m:val="p"/>
-                            </m:rPr>
-                            <m:t>(</m:t>
-                          </m:r>
-                          <m:r>
-                            <m:t>i</m:t>
-                          </m:r>
-                          <m:r>
-                            <m:rPr>
-                              <m:sty m:val="p"/>
-                            </m:rPr>
-                            <m:t>)</m:t>
-                          </m:r>
-                          <m:r>
-                            <m:rPr>
-                              <m:sty m:val="p"/>
-                            </m:rPr>
-                            <m:t>)</m:t>
-                          </m:r>
-                        </m:sup>
-                      </m:sSup>
-                      <m:r>
-                        <m:t>​</m:t>
-                      </m:r>
-                      <m:d>
-                        <m:dPr>
-                          <m:begChr m:val="("/>
-                          <m:sepChr m:val=""/>
-                          <m:endChr m:val=")"/>
-                          <m:grow/>
-                        </m:dPr>
-                        <m:e>
-                          <m:sSub>
-                            <m:e>
-                              <m:r>
-                                <m:t>x</m:t>
-                              </m:r>
-                            </m:e>
-                            <m:sub>
-                              <m:r>
-                                <m:t>i</m:t>
-                              </m:r>
-                            </m:sub>
-                          </m:sSub>
-                        </m:e>
-                      </m:d>
-                      <m:r>
-                        <m:t>​</m:t>
-                      </m:r>
-                      <m:r>
-                        <m:rPr>
-                          <m:sty m:val="p"/>
-                        </m:rPr>
-                        <m:t>−</m:t>
-                      </m:r>
-                      <m:sSub>
-                        <m:e>
-                          <m:r>
-                            <m:t>y</m:t>
-                          </m:r>
-                        </m:e>
-                        <m:sub>
-                          <m:r>
-                            <m:t>i</m:t>
-                          </m:r>
-                        </m:sub>
-                      </m:sSub>
-                    </m:e>
-                  </m:d>
-                  <m:r>
-                    <m:t>​</m:t>
-                  </m:r>
-                </m:e>
-                <m:sup>
-                  <m:r>
-                    <m:t>2</m:t>
-                  </m:r>
-                </m:sup>
-              </m:sSup>
-            </m:e>
-          </m:nary>
-          <m:r>
-            <m:rPr>
-              <m:sty m:val="p"/>
-            </m:rPr>
-            <m:t>.</m:t>
-          </m:r>
-        </m:oMath>
-      </m:oMathPara>
-    </w:p>
-    <w:p>
-      <w:pPr>
-        <w:pStyle w:val="FirstParagraph"/>
-      </w:pPr>
-      <w:r>
-        <w:t xml:space="preserve">Different assignments give the same</w:t>
-      </w:r>
-      <w:r>
-        <w:t xml:space="preserve"> </w:t>
-      </w:r>
-      <m:oMath>
-        <m:r>
-          <m:t>n</m:t>
-        </m:r>
-      </m:oMath>
-      <w:r>
-        <w:t xml:space="preserve"> </w:t>
-      </w:r>
-      <w:r>
-        <w:t xml:space="preserve">fits, with the folds numbered differently.</w:t>
-      </w:r>
-    </w:p>
-    <w:bookmarkStart w:id="205" w:name="def-loocv"/>
-    <w:p>
-      <w:pPr>
-        <w:pStyle w:val="BodyText"/>
-      </w:pPr>
-      <w:r>
-        <w:rPr>
-          <w:b/>
-          <w:bCs/>
-        </w:rPr>
-        <w:t xml:space="preserve">Definition 32 (Leave-one-out cross-validation)</w:t>
-      </w:r>
-      <w:r>
-        <w:t xml:space="preserve"> </w:t>
-      </w:r>
-      <w:r>
-        <w:rPr>
-          <w:b/>
-          <w:bCs/>
-        </w:rPr>
-        <w:t xml:space="preserve">Leave-one-out cross-validation (LOOCV)</w:t>
-      </w:r>
-      <w:r>
-        <w:t xml:space="preserve"> </w:t>
-      </w:r>
-      <w:r>
-        <w:t xml:space="preserve">is</w:t>
-      </w:r>
-      <w:r>
-        <w:t xml:space="preserve"> </w:t>
-      </w:r>
-      <w:hyperlink w:anchor="def-kfold">
-        <m:oMath>
-          <m:r>
-            <m:t>k</m:t>
-          </m:r>
-        </m:oMath>
-        <w:r>
-          <w:rPr>
-            <w:rStyle w:val="Hyperlink"/>
-          </w:rPr>
-          <w:t xml:space="preserve">-fold cross-validation</w:t>
-        </w:r>
-      </w:hyperlink>
-      <w:r>
-        <w:t xml:space="preserve"> </w:t>
-      </w:r>
-      <w:r>
-        <w:t xml:space="preserve">with</w:t>
-      </w:r>
-      <w:r>
-        <w:t xml:space="preserve"> </w:t>
-      </w:r>
-      <m:oMath>
-        <m:r>
-          <m:t>k</m:t>
-        </m:r>
-        <m:r>
-          <m:rPr>
-            <m:sty m:val="p"/>
-          </m:rPr>
-          <m:t>=</m:t>
-        </m:r>
-        <m:r>
-          <m:t>n</m:t>
-        </m:r>
-      </m:oMath>
-      <w:r>
-        <w:t xml:space="preserve">,</w:t>
-      </w:r>
-      <w:r>
-        <w:t xml:space="preserve"> </w:t>
-      </w:r>
-      <w:r>
-        <w:t xml:space="preserve">so that each of the</w:t>
-      </w:r>
-      <w:r>
-        <w:t xml:space="preserve"> </w:t>
-      </w:r>
-      <m:oMath>
-        <m:r>
-          <m:t>n</m:t>
-        </m:r>
-      </m:oMath>
-      <w:r>
-        <w:t xml:space="preserve"> </w:t>
-      </w:r>
-      <w:hyperlink w:anchor="def-folds">
-        <w:r>
-          <w:rPr>
-            <w:rStyle w:val="Hyperlink"/>
-          </w:rPr>
-          <w:t xml:space="preserve">folds</w:t>
-        </w:r>
-      </w:hyperlink>
-      <w:r>
-        <w:t xml:space="preserve"> </w:t>
-      </w:r>
-      <w:r>
-        <w:t xml:space="preserve">holds one observation,</w:t>
-      </w:r>
-      <w:r>
-        <w:t xml:space="preserve"> </w:t>
-      </w:r>
-      <w:r>
-        <w:t xml:space="preserve">and the</w:t>
-      </w:r>
-      <w:r>
-        <w:t xml:space="preserve"> </w:t>
-      </w:r>
-      <w:hyperlink w:anchor="def-fold-out-rule">
-        <w:r>
-          <w:rPr>
-            <w:rStyle w:val="Hyperlink"/>
-          </w:rPr>
-          <w:t xml:space="preserve">fold-out rule</w:t>
-        </w:r>
-      </w:hyperlink>
-      <w:r>
-        <w:t xml:space="preserve"> </w:t>
-      </w:r>
-      <m:oMath>
-        <m:sSup>
-          <m:e>
-            <m:acc>
-              <m:accPr>
-                <m:chr m:val="̂"/>
-              </m:accPr>
-              <m:e>
-                <m:r>
-                  <m:t>y</m:t>
-                </m:r>
-              </m:e>
-            </m:acc>
-          </m:e>
-          <m:sup>
-            <m:r>
-              <m:rPr>
-                <m:sty m:val="p"/>
-              </m:rPr>
-              <m:t>(</m:t>
-            </m:r>
-            <m:r>
-              <m:rPr>
-                <m:sty m:val="p"/>
-              </m:rPr>
-              <m:t>−</m:t>
-            </m:r>
-            <m:r>
-              <m:t>κ</m:t>
-            </m:r>
-            <m:r>
-              <m:rPr>
-                <m:sty m:val="p"/>
-              </m:rPr>
-              <m:t>(</m:t>
-            </m:r>
-            <m:r>
-              <m:t>i</m:t>
-            </m:r>
-            <m:r>
-              <m:rPr>
-                <m:sty m:val="p"/>
-              </m:rPr>
-              <m:t>)</m:t>
-            </m:r>
-            <m:r>
-              <m:rPr>
-                <m:sty m:val="p"/>
-              </m:rPr>
-              <m:t>)</m:t>
-            </m:r>
-          </m:sup>
-        </m:sSup>
-        <m:r>
-          <m:t>​</m:t>
-        </m:r>
-        <m:d>
-          <m:dPr>
-            <m:begChr m:val="("/>
-            <m:sepChr m:val=""/>
-            <m:endChr m:val=")"/>
-            <m:grow/>
-          </m:dPr>
-          <m:e>
-            <m:r>
-              <m:rPr>
-                <m:sty m:val="p"/>
-              </m:rPr>
-              <m:t>⋅</m:t>
-            </m:r>
-          </m:e>
-        </m:d>
-        <m:r>
-          <m:t>​</m:t>
-        </m:r>
-      </m:oMath>
-      <w:r>
-        <w:t xml:space="preserve"> </w:t>
-      </w:r>
-      <w:r>
-        <w:t xml:space="preserve">of observation</w:t>
-      </w:r>
-      <w:r>
-        <w:t xml:space="preserve"> </w:t>
-      </w:r>
-      <m:oMath>
-        <m:r>
-          <m:t>i</m:t>
-        </m:r>
-      </m:oMath>
-      <w:r>
-        <w:t xml:space="preserve">’s</w:t>
-      </w:r>
-      <w:r>
-        <w:t xml:space="preserve"> </w:t>
-      </w:r>
-      <w:hyperlink w:anchor="def-fold-assignment">
-        <w:r>
-          <w:rPr>
-            <w:rStyle w:val="Hyperlink"/>
-          </w:rPr>
-          <w:t xml:space="preserve">fold</w:t>
-        </w:r>
-      </w:hyperlink>
-      <w:r>
-        <w:t xml:space="preserve"> </w:t>
-      </w:r>
-      <w:r>
-        <w:t xml:space="preserve">is fitted to all observations except observation</w:t>
-      </w:r>
-      <w:r>
-        <w:t xml:space="preserve"> </w:t>
-      </w:r>
-      <m:oMath>
-        <m:r>
-          <m:t>i</m:t>
-        </m:r>
-      </m:oMath>
-      <w:r>
-        <w:t xml:space="preserve">.</w:t>
-      </w:r>
-      <w:r>
-        <w:t xml:space="preserve"> </w:t>
-      </w:r>
-      <w:r>
-        <w:t xml:space="preserve">Its</w:t>
-      </w:r>
-      <w:r>
-        <w:t xml:space="preserve"> </w:t>
-      </w:r>
-      <w:hyperlink w:anchor="def-cv-estimate">
-        <w:r>
-          <w:rPr>
-            <w:rStyle w:val="Hyperlink"/>
-          </w:rPr>
-          <w:t xml:space="preserve">cross-validation estimate</w:t>
-        </w:r>
-      </w:hyperlink>
-      <w:r>
-        <w:t xml:space="preserve"> </w:t>
-      </w:r>
-      <w:r>
-        <w:t xml:space="preserve">(</w:t>
-      </w:r>
-      <w:hyperlink w:anchor="eq-cv-estimate">
-        <w:r>
-          <w:rPr>
-            <w:rStyle w:val="Hyperlink"/>
-          </w:rPr>
-          <w:t xml:space="preserve">Equation 31</w:t>
-        </w:r>
-      </w:hyperlink>
-      <w:r>
-        <w:t xml:space="preserve"> </w:t>
-      </w:r>
-      <w:r>
         <w:t xml:space="preserve">with</w:t>
       </w:r>
       <w:r>
@@ -55341,7 +53465,7 @@
       <w:pPr>
         <w:pStyle w:val="BodyText"/>
       </w:pPr>
-      <w:bookmarkStart w:id="202" w:name="eq-loocv"/>
+      <w:bookmarkStart w:id="201" w:name="eq-loocv"/>
       <m:oMathPara>
         <m:oMathParaPr>
           <m:jc m:val="center"/>
@@ -55587,7 +53711,7 @@
           </m:r>
         </m:oMath>
       </m:oMathPara>
-      <w:bookmarkEnd w:id="202"/>
+      <w:bookmarkEnd w:id="201"/>
     </w:p>
     <w:tbl>
       <w:tblPr>
@@ -55630,12 +53754,12 @@
                 <wp:inline>
                   <wp:extent cx="152400" cy="152400"/>
                   <wp:effectExtent b="0" l="0" r="0" t="0"/>
-                  <wp:docPr descr="" title="" id="203" name="Picture"/>
+                  <wp:docPr descr="" title="" id="202" name="Picture"/>
                   <a:graphic>
                     <a:graphicData uri="http://schemas.openxmlformats.org/drawingml/2006/picture">
                       <pic:pic>
                         <pic:nvPicPr>
-                          <pic:cNvPr descr="/opt/quarto/share/formats/docx/note.png" id="204" name="Picture"/>
+                          <pic:cNvPr descr="/opt/quarto/share/formats/docx/note.png" id="203" name="Picture"/>
                           <pic:cNvPicPr>
                             <a:picLocks noChangeArrowheads="1" noChangeAspect="1"/>
                           </pic:cNvPicPr>
@@ -55708,11 +53832,1850 @@
         </w:tc>
       </w:tr>
     </w:tbl>
+    <w:bookmarkEnd w:id="204"/>
+    <w:bookmarkStart w:id="205" w:name="lem-loocv-not-random"/>
+    <w:p>
+      <w:pPr>
+        <w:pStyle w:val="BodyText"/>
+      </w:pPr>
+      <w:r>
+        <w:rPr>
+          <w:b/>
+          <w:bCs/>
+        </w:rPr>
+        <w:t xml:space="preserve">Lemma 1 (Leave-one-out cross-validation does not depend on the fold assignment)</w:t>
+      </w:r>
+      <w:r>
+        <w:t xml:space="preserve"> </w:t>
+      </w:r>
+      <w:r>
+        <w:t xml:space="preserve">Let</w:t>
+      </w:r>
+      <w:r>
+        <w:t xml:space="preserve"> </w:t>
+      </w:r>
+      <m:oMath>
+        <m:sSub>
+          <m:e>
+            <m:r>
+              <m:rPr>
+                <m:scr m:val="script"/>
+                <m:sty m:val="p"/>
+              </m:rPr>
+              <m:t>D</m:t>
+            </m:r>
+          </m:e>
+          <m:sub>
+            <m:r>
+              <m:rPr>
+                <m:nor/>
+                <m:sty m:val="p"/>
+              </m:rPr>
+              <m:t>train</m:t>
+            </m:r>
+          </m:sub>
+        </m:sSub>
+        <m:r>
+          <m:rPr>
+            <m:sty m:val="p"/>
+          </m:rPr>
+          <m:t>=</m:t>
+        </m:r>
+        <m:r>
+          <m:t>​</m:t>
+        </m:r>
+        <m:d>
+          <m:dPr>
+            <m:begChr m:val="("/>
+            <m:sepChr m:val=""/>
+            <m:endChr m:val=")"/>
+            <m:grow/>
+          </m:dPr>
+          <m:e>
+            <m:r>
+              <m:rPr>
+                <m:sty m:val="p"/>
+              </m:rPr>
+              <m:t>(</m:t>
+            </m:r>
+            <m:sSub>
+              <m:e>
+                <m:r>
+                  <m:t>x</m:t>
+                </m:r>
+              </m:e>
+              <m:sub>
+                <m:r>
+                  <m:t>i</m:t>
+                </m:r>
+              </m:sub>
+            </m:sSub>
+            <m:r>
+              <m:rPr>
+                <m:sty m:val="p"/>
+              </m:rPr>
+              <m:t>,</m:t>
+            </m:r>
+            <m:sSub>
+              <m:e>
+                <m:r>
+                  <m:t>y</m:t>
+                </m:r>
+              </m:e>
+              <m:sub>
+                <m:r>
+                  <m:t>i</m:t>
+                </m:r>
+              </m:sub>
+            </m:sSub>
+            <m:r>
+              <m:rPr>
+                <m:sty m:val="p"/>
+              </m:rPr>
+              <m:t>)</m:t>
+            </m:r>
+          </m:e>
+        </m:d>
+        <m:sSub>
+          <m:e>
+            <m:r>
+              <m:t>​</m:t>
+            </m:r>
+          </m:e>
+          <m:sub>
+            <m:r>
+              <m:t>i</m:t>
+            </m:r>
+            <m:r>
+              <m:rPr>
+                <m:sty m:val="p"/>
+              </m:rPr>
+              <m:t>∈</m:t>
+            </m:r>
+            <m:r>
+              <m:t>I</m:t>
+            </m:r>
+          </m:sub>
+        </m:sSub>
+      </m:oMath>
+      <w:r>
+        <w:t xml:space="preserve"> </w:t>
+      </w:r>
+      <w:r>
+        <w:t xml:space="preserve">be a</w:t>
+      </w:r>
+      <w:r>
+        <w:t xml:space="preserve"> </w:t>
+      </w:r>
+      <w:hyperlink w:anchor="def-training-set">
+        <w:r>
+          <w:rPr>
+            <w:rStyle w:val="Hyperlink"/>
+          </w:rPr>
+          <w:t xml:space="preserve">training set</w:t>
+        </w:r>
+      </w:hyperlink>
+      <w:r>
+        <w:t xml:space="preserve"> </w:t>
+      </w:r>
+      <w:r>
+        <w:t xml:space="preserve">of</w:t>
+      </w:r>
+      <w:r>
+        <w:t xml:space="preserve"> </w:t>
+      </w:r>
+      <m:oMath>
+        <m:r>
+          <m:t>n</m:t>
+        </m:r>
+        <m:r>
+          <m:rPr>
+            <m:sty m:val="p"/>
+          </m:rPr>
+          <m:t>=</m:t>
+        </m:r>
+        <m:r>
+          <m:t>​</m:t>
+        </m:r>
+        <m:d>
+          <m:dPr>
+            <m:begChr m:val="|"/>
+            <m:sepChr m:val=""/>
+            <m:endChr m:val="|"/>
+            <m:grow/>
+          </m:dPr>
+          <m:e>
+            <m:r>
+              <m:t>I</m:t>
+            </m:r>
+          </m:e>
+        </m:d>
+        <m:r>
+          <m:t>​</m:t>
+        </m:r>
+      </m:oMath>
+      <w:r>
+        <w:t xml:space="preserve"> </w:t>
+      </w:r>
+      <w:r>
+        <w:t xml:space="preserve">observations, indexed by</w:t>
+      </w:r>
+      <w:r>
+        <w:t xml:space="preserve"> </w:t>
+      </w:r>
+      <m:oMath>
+        <m:r>
+          <m:t>I</m:t>
+        </m:r>
+      </m:oMath>
+      <w:r>
+        <w:t xml:space="preserve">.</w:t>
+      </w:r>
+      <w:r>
+        <w:t xml:space="preserve"> </w:t>
+      </w:r>
+      <w:r>
+        <w:t xml:space="preserve">Then the</w:t>
+      </w:r>
+      <w:r>
+        <w:t xml:space="preserve"> </w:t>
+      </w:r>
+      <w:hyperlink w:anchor="def-cv-estimate">
+        <w:r>
+          <w:rPr>
+            <w:rStyle w:val="Hyperlink"/>
+          </w:rPr>
+          <w:t xml:space="preserve">cross-validation estimate</w:t>
+        </w:r>
+      </w:hyperlink>
+      <w:r>
+        <w:t xml:space="preserve"> </w:t>
+      </w:r>
+      <m:oMath>
+        <m:sSub>
+          <m:e>
+            <m:acc>
+              <m:accPr>
+                <m:chr m:val="̂"/>
+              </m:accPr>
+              <m:e>
+                <m:r>
+                  <m:rPr>
+                    <m:sty m:val="p"/>
+                  </m:rPr>
+                  <m:t>Err</m:t>
+                </m:r>
+              </m:e>
+            </m:acc>
+          </m:e>
+          <m:sub>
+            <m:r>
+              <m:rPr>
+                <m:nor/>
+                <m:sty m:val="p"/>
+              </m:rPr>
+              <m:t>CV</m:t>
+            </m:r>
+            <m:r>
+              <m:rPr>
+                <m:sty m:val="p"/>
+              </m:rPr>
+              <m:t>(</m:t>
+            </m:r>
+            <m:r>
+              <m:t>n</m:t>
+            </m:r>
+            <m:r>
+              <m:rPr>
+                <m:sty m:val="p"/>
+              </m:rPr>
+              <m:t>)</m:t>
+            </m:r>
+          </m:sub>
+        </m:sSub>
+      </m:oMath>
+      <w:r>
+        <w:t xml:space="preserve"> </w:t>
+      </w:r>
+      <w:r>
+        <w:t xml:space="preserve">of</w:t>
+      </w:r>
+      <w:r>
+        <w:t xml:space="preserve"> </w:t>
+      </w:r>
+      <w:hyperlink w:anchor="def-loocv">
+        <w:r>
+          <w:rPr>
+            <w:rStyle w:val="Hyperlink"/>
+          </w:rPr>
+          <w:t xml:space="preserve">leave-one-out cross-validation</w:t>
+        </w:r>
+      </w:hyperlink>
+      <w:r>
+        <w:t xml:space="preserve"> </w:t>
+      </w:r>
+      <w:r>
+        <w:t xml:space="preserve">(</w:t>
+      </w:r>
+      <m:oMath>
+        <m:r>
+          <m:t>k</m:t>
+        </m:r>
+        <m:r>
+          <m:rPr>
+            <m:sty m:val="p"/>
+          </m:rPr>
+          <m:t>=</m:t>
+        </m:r>
+        <m:r>
+          <m:t>n</m:t>
+        </m:r>
+      </m:oMath>
+      <w:r>
+        <w:t xml:space="preserve">)</w:t>
+      </w:r>
+      <w:r>
+        <w:t xml:space="preserve"> </w:t>
+      </w:r>
+      <w:r>
+        <w:t xml:space="preserve">is the same for every</w:t>
+      </w:r>
+      <w:r>
+        <w:t xml:space="preserve"> </w:t>
+      </w:r>
+      <w:hyperlink w:anchor="def-fold-assignment">
+        <w:r>
+          <w:rPr>
+            <w:rStyle w:val="Hyperlink"/>
+          </w:rPr>
+          <w:t xml:space="preserve">fold assignment</w:t>
+        </w:r>
+      </w:hyperlink>
+      <w:r>
+        <w:t xml:space="preserve"> </w:t>
+      </w:r>
+      <m:oMath>
+        <m:r>
+          <m:t>κ</m:t>
+        </m:r>
+        <m:r>
+          <m:rPr>
+            <m:sty m:val="p"/>
+          </m:rPr>
+          <m:t>(</m:t>
+        </m:r>
+        <m:r>
+          <m:t>i</m:t>
+        </m:r>
+        <m:r>
+          <m:rPr>
+            <m:sty m:val="p"/>
+          </m:rPr>
+          <m:t>)</m:t>
+        </m:r>
+      </m:oMath>
+      <w:r>
+        <w:t xml:space="preserve">.</w:t>
+      </w:r>
+    </w:p>
     <w:bookmarkEnd w:id="205"/>
+    <w:p>
+      <w:pPr>
+        <w:pStyle w:val="BodyText"/>
+      </w:pPr>
+      <w:r>
+        <w:rPr>
+          <w:i/>
+          <w:iCs/>
+        </w:rPr>
+        <w:t xml:space="preserve">Proof</w:t>
+      </w:r>
+      <w:r>
+        <w:t xml:space="preserve">. </w:t>
+      </w:r>
+      <w:r>
+        <w:t xml:space="preserve">This is the solution to</w:t>
+      </w:r>
+      <w:r>
+        <w:t xml:space="preserve"> </w:t>
+      </w:r>
+      <w:hyperlink w:anchor="exr-loocv">
+        <w:r>
+          <w:rPr>
+            <w:rStyle w:val="Hyperlink"/>
+          </w:rPr>
+          <w:t xml:space="preserve">Exercise 11</w:t>
+        </w:r>
+      </w:hyperlink>
+      <w:r>
+        <w:t xml:space="preserve">, part 3, worked in</w:t>
+      </w:r>
+      <w:r>
+        <w:t xml:space="preserve"> </w:t>
+      </w:r>
+      <w:hyperlink w:anchor="sol-loocv">
+        <w:r>
+          <w:rPr>
+            <w:rStyle w:val="Hyperlink"/>
+          </w:rPr>
+          <w:t xml:space="preserve">Solution 11</w:t>
+        </w:r>
+      </w:hyperlink>
+      <w:r>
+        <w:t xml:space="preserve">.</w:t>
+      </w:r>
+      <w:r>
+        <w:t xml:space="preserve"> </w:t>
+      </w:r>
+      <w:r>
+        <w:t xml:space="preserve">It uses</w:t>
+      </w:r>
+      <w:r>
+        <w:t xml:space="preserve"> </w:t>
+      </w:r>
+      <w:hyperlink w:anchor="eq-cv-estimate">
+        <w:r>
+          <w:rPr>
+            <w:rStyle w:val="Hyperlink"/>
+          </w:rPr>
+          <w:t xml:space="preserve">Equation 31</w:t>
+        </w:r>
+      </w:hyperlink>
+      <w:r>
+        <w:t xml:space="preserve"> </w:t>
+      </w:r>
+      <w:r>
+        <w:t xml:space="preserve">and</w:t>
+      </w:r>
+      <w:r>
+        <w:t xml:space="preserve"> </w:t>
+      </w:r>
+      <w:hyperlink w:anchor="eq-fold-out-rule">
+        <w:r>
+          <w:rPr>
+            <w:rStyle w:val="Hyperlink"/>
+          </w:rPr>
+          <w:t xml:space="preserve">Equation 30</w:t>
+        </w:r>
+      </w:hyperlink>
+      <w:r>
+        <w:t xml:space="preserve">.</w:t>
+      </w:r>
+    </w:p>
+    <w:p>
+      <w:pPr>
+        <w:pStyle w:val="BodyText"/>
+      </w:pPr>
+      <w:r>
+        <w:t xml:space="preserve">Each step below changes one thing.</w:t>
+      </w:r>
+    </w:p>
+    <w:p>
+      <w:pPr>
+        <w:numPr>
+          <w:ilvl w:val="0"/>
+          <w:numId w:val="1015"/>
+        </w:numPr>
+      </w:pPr>
+      <w:r>
+        <w:t xml:space="preserve">With</w:t>
+      </w:r>
+      <w:r>
+        <w:t xml:space="preserve"> </w:t>
+      </w:r>
+      <m:oMath>
+        <m:r>
+          <m:t>k</m:t>
+        </m:r>
+        <m:r>
+          <m:rPr>
+            <m:sty m:val="p"/>
+          </m:rPr>
+          <m:t>=</m:t>
+        </m:r>
+        <m:r>
+          <m:t>n</m:t>
+        </m:r>
+      </m:oMath>
+      <w:r>
+        <w:t xml:space="preserve">, the</w:t>
+      </w:r>
+      <w:r>
+        <w:t xml:space="preserve"> </w:t>
+      </w:r>
+      <m:oMath>
+        <m:r>
+          <m:t>n</m:t>
+        </m:r>
+      </m:oMath>
+      <w:r>
+        <w:t xml:space="preserve"> </w:t>
+      </w:r>
+      <w:r>
+        <w:t xml:space="preserve">nonempty, disjoint</w:t>
+      </w:r>
+      <w:r>
+        <w:t xml:space="preserve"> </w:t>
+      </w:r>
+      <w:hyperlink w:anchor="def-folds">
+        <w:r>
+          <w:rPr>
+            <w:rStyle w:val="Hyperlink"/>
+          </w:rPr>
+          <w:t xml:space="preserve">folds</w:t>
+        </w:r>
+      </w:hyperlink>
+      <w:r>
+        <w:t xml:space="preserve"> </w:t>
+      </w:r>
+      <w:r>
+        <w:t xml:space="preserve">of</w:t>
+      </w:r>
+      <w:r>
+        <w:t xml:space="preserve"> </w:t>
+      </w:r>
+      <w:hyperlink w:anchor="eq-folds">
+        <w:r>
+          <w:rPr>
+            <w:rStyle w:val="Hyperlink"/>
+          </w:rPr>
+          <w:t xml:space="preserve">Equation 27</w:t>
+        </w:r>
+      </w:hyperlink>
+      <w:r>
+        <w:t xml:space="preserve"> </w:t>
+      </w:r>
+      <w:r>
+        <w:t xml:space="preserve">partition the</w:t>
+      </w:r>
+      <w:r>
+        <w:t xml:space="preserve"> </w:t>
+      </w:r>
+      <m:oMath>
+        <m:r>
+          <m:t>n</m:t>
+        </m:r>
+      </m:oMath>
+      <w:r>
+        <w:t xml:space="preserve"> </w:t>
+      </w:r>
+      <w:r>
+        <w:t xml:space="preserve">indices of</w:t>
+      </w:r>
+      <w:r>
+        <w:t xml:space="preserve"> </w:t>
+      </w:r>
+      <m:oMath>
+        <m:r>
+          <m:t>I</m:t>
+        </m:r>
+      </m:oMath>
+      <w:r>
+        <w:t xml:space="preserve">,</w:t>
+      </w:r>
+      <w:r>
+        <w:t xml:space="preserve"> </w:t>
+      </w:r>
+      <w:r>
+        <w:t xml:space="preserve">so each fold holds exactly one index.</w:t>
+      </w:r>
+      <w:r>
+        <w:t xml:space="preserve"> </w:t>
+      </w:r>
+      <w:r>
+        <w:t xml:space="preserve">(A partition of</w:t>
+      </w:r>
+      <w:r>
+        <w:t xml:space="preserve"> </w:t>
+      </w:r>
+      <m:oMath>
+        <m:r>
+          <m:t>n</m:t>
+        </m:r>
+      </m:oMath>
+      <w:r>
+        <w:t xml:space="preserve"> </w:t>
+      </w:r>
+      <w:r>
+        <w:t xml:space="preserve">indices into</w:t>
+      </w:r>
+      <w:r>
+        <w:t xml:space="preserve"> </w:t>
+      </w:r>
+      <m:oMath>
+        <m:r>
+          <m:t>n</m:t>
+        </m:r>
+      </m:oMath>
+      <w:r>
+        <w:t xml:space="preserve"> </w:t>
+      </w:r>
+      <w:r>
+        <w:t xml:space="preserve">nonempty, disjoint subsets has one index per subset.)</w:t>
+      </w:r>
+    </w:p>
+    <w:p>
+      <w:pPr>
+        <w:numPr>
+          <w:ilvl w:val="0"/>
+          <w:numId w:val="1015"/>
+        </w:numPr>
+      </w:pPr>
+      <w:r>
+        <w:t xml:space="preserve">For observation</w:t>
+      </w:r>
+      <w:r>
+        <w:t xml:space="preserve"> </w:t>
+      </w:r>
+      <m:oMath>
+        <m:r>
+          <m:t>i</m:t>
+        </m:r>
+      </m:oMath>
+      <w:r>
+        <w:t xml:space="preserve">,</w:t>
+      </w:r>
+      <w:r>
+        <w:t xml:space="preserve"> </w:t>
+      </w:r>
+      <w:hyperlink w:anchor="eq-fold-assignment">
+        <w:r>
+          <w:rPr>
+            <w:rStyle w:val="Hyperlink"/>
+          </w:rPr>
+          <w:t xml:space="preserve">Equation 29</w:t>
+        </w:r>
+      </w:hyperlink>
+      <w:r>
+        <w:t xml:space="preserve"> </w:t>
+      </w:r>
+      <w:r>
+        <w:t xml:space="preserve">gives</w:t>
+      </w:r>
+      <w:r>
+        <w:t xml:space="preserve"> </w:t>
+      </w:r>
+      <m:oMath>
+        <m:r>
+          <m:t>i</m:t>
+        </m:r>
+        <m:r>
+          <m:rPr>
+            <m:sty m:val="p"/>
+          </m:rPr>
+          <m:t>∈</m:t>
+        </m:r>
+        <m:sSub>
+          <m:e>
+            <m:r>
+              <m:rPr>
+                <m:scr m:val="script"/>
+                <m:sty m:val="p"/>
+              </m:rPr>
+              <m:t>F</m:t>
+            </m:r>
+          </m:e>
+          <m:sub>
+            <m:r>
+              <m:t>κ</m:t>
+            </m:r>
+            <m:r>
+              <m:rPr>
+                <m:sty m:val="p"/>
+              </m:rPr>
+              <m:t>(</m:t>
+            </m:r>
+            <m:r>
+              <m:t>i</m:t>
+            </m:r>
+            <m:r>
+              <m:rPr>
+                <m:sty m:val="p"/>
+              </m:rPr>
+              <m:t>)</m:t>
+            </m:r>
+          </m:sub>
+        </m:sSub>
+      </m:oMath>
+      <w:r>
+        <w:t xml:space="preserve">,</w:t>
+      </w:r>
+      <w:r>
+        <w:t xml:space="preserve"> </w:t>
+      </w:r>
+      <w:r>
+        <w:t xml:space="preserve">so</w:t>
+      </w:r>
+      <w:r>
+        <w:t xml:space="preserve"> </w:t>
+      </w:r>
+      <m:oMath>
+        <m:sSub>
+          <m:e>
+            <m:r>
+              <m:rPr>
+                <m:scr m:val="script"/>
+                <m:sty m:val="p"/>
+              </m:rPr>
+              <m:t>F</m:t>
+            </m:r>
+          </m:e>
+          <m:sub>
+            <m:r>
+              <m:t>κ</m:t>
+            </m:r>
+            <m:r>
+              <m:rPr>
+                <m:sty m:val="p"/>
+              </m:rPr>
+              <m:t>(</m:t>
+            </m:r>
+            <m:r>
+              <m:t>i</m:t>
+            </m:r>
+            <m:r>
+              <m:rPr>
+                <m:sty m:val="p"/>
+              </m:rPr>
+              <m:t>)</m:t>
+            </m:r>
+          </m:sub>
+        </m:sSub>
+        <m:r>
+          <m:rPr>
+            <m:sty m:val="p"/>
+          </m:rPr>
+          <m:t>=</m:t>
+        </m:r>
+        <m:r>
+          <m:t>​</m:t>
+        </m:r>
+        <m:d>
+          <m:dPr>
+            <m:begChr m:val="{"/>
+            <m:sepChr m:val=""/>
+            <m:endChr m:val="}"/>
+            <m:grow/>
+          </m:dPr>
+          <m:e>
+            <m:r>
+              <m:t>i</m:t>
+            </m:r>
+          </m:e>
+        </m:d>
+        <m:r>
+          <m:t>​</m:t>
+        </m:r>
+      </m:oMath>
+      <w:r>
+        <w:t xml:space="preserve">.</w:t>
+      </w:r>
+      <w:r>
+        <w:t xml:space="preserve"> </w:t>
+      </w:r>
+      <w:r>
+        <w:t xml:space="preserve">(Fold</w:t>
+      </w:r>
+      <w:r>
+        <w:t xml:space="preserve"> </w:t>
+      </w:r>
+      <m:oMath>
+        <m:r>
+          <m:t>κ</m:t>
+        </m:r>
+        <m:r>
+          <m:rPr>
+            <m:sty m:val="p"/>
+          </m:rPr>
+          <m:t>(</m:t>
+        </m:r>
+        <m:r>
+          <m:t>i</m:t>
+        </m:r>
+        <m:r>
+          <m:rPr>
+            <m:sty m:val="p"/>
+          </m:rPr>
+          <m:t>)</m:t>
+        </m:r>
+      </m:oMath>
+      <w:r>
+        <w:t xml:space="preserve"> </w:t>
+      </w:r>
+      <w:r>
+        <w:t xml:space="preserve">holds one index, and that index is</w:t>
+      </w:r>
+      <w:r>
+        <w:t xml:space="preserve"> </w:t>
+      </w:r>
+      <m:oMath>
+        <m:r>
+          <m:t>i</m:t>
+        </m:r>
+      </m:oMath>
+      <w:r>
+        <w:t xml:space="preserve">.)</w:t>
+      </w:r>
+    </w:p>
+    <w:p>
+      <w:pPr>
+        <w:numPr>
+          <w:ilvl w:val="0"/>
+          <w:numId w:val="1015"/>
+        </w:numPr>
+      </w:pPr>
+      <w:r>
+        <w:t xml:space="preserve">Let</w:t>
+      </w:r>
+      <w:r>
+        <w:t xml:space="preserve"> </w:t>
+      </w:r>
+      <m:oMath>
+        <m:r>
+          <m:t>g</m:t>
+        </m:r>
+      </m:oMath>
+      <w:r>
+        <w:t xml:space="preserve"> </w:t>
+      </w:r>
+      <w:r>
+        <w:t xml:space="preserve">be the</w:t>
+      </w:r>
+      <w:r>
+        <w:t xml:space="preserve"> </w:t>
+      </w:r>
+      <w:hyperlink w:anchor="def-fitting-procedure">
+        <w:r>
+          <w:rPr>
+            <w:rStyle w:val="Hyperlink"/>
+          </w:rPr>
+          <w:t xml:space="preserve">fitting procedure</w:t>
+        </w:r>
+      </w:hyperlink>
+      <w:r>
+        <w:t xml:space="preserve">,</w:t>
+      </w:r>
+      <w:r>
+        <w:t xml:space="preserve"> </w:t>
+      </w:r>
+      <w:r>
+        <w:t xml:space="preserve">the rule that maps a training set to a fitted prediction rule.</w:t>
+      </w:r>
+      <w:r>
+        <w:t xml:space="preserve"> </w:t>
+      </w:r>
+      <w:r>
+        <w:t xml:space="preserve">The</w:t>
+      </w:r>
+      <w:r>
+        <w:t xml:space="preserve"> </w:t>
+      </w:r>
+      <w:hyperlink w:anchor="def-fold-out-rule">
+        <w:r>
+          <w:rPr>
+            <w:rStyle w:val="Hyperlink"/>
+          </w:rPr>
+          <w:t xml:space="preserve">fold-out rule</w:t>
+        </w:r>
+      </w:hyperlink>
+      <w:r>
+        <w:t xml:space="preserve"> </w:t>
+      </w:r>
+      <w:r>
+        <w:t xml:space="preserve">of observation</w:t>
+      </w:r>
+      <w:r>
+        <w:t xml:space="preserve"> </w:t>
+      </w:r>
+      <m:oMath>
+        <m:r>
+          <m:t>i</m:t>
+        </m:r>
+      </m:oMath>
+      <w:r>
+        <w:t xml:space="preserve"> </w:t>
+      </w:r>
+      <w:r>
+        <w:t xml:space="preserve">is then</w:t>
+      </w:r>
+      <w:r>
+        <w:t xml:space="preserve"> </w:t>
+      </w:r>
+      <m:oMath>
+        <m:sSup>
+          <m:e>
+            <m:acc>
+              <m:accPr>
+                <m:chr m:val="̂"/>
+              </m:accPr>
+              <m:e>
+                <m:r>
+                  <m:t>y</m:t>
+                </m:r>
+              </m:e>
+            </m:acc>
+          </m:e>
+          <m:sup>
+            <m:r>
+              <m:rPr>
+                <m:sty m:val="p"/>
+              </m:rPr>
+              <m:t>(</m:t>
+            </m:r>
+            <m:r>
+              <m:rPr>
+                <m:sty m:val="p"/>
+              </m:rPr>
+              <m:t>−</m:t>
+            </m:r>
+            <m:r>
+              <m:t>κ</m:t>
+            </m:r>
+            <m:r>
+              <m:rPr>
+                <m:sty m:val="p"/>
+              </m:rPr>
+              <m:t>(</m:t>
+            </m:r>
+            <m:r>
+              <m:t>i</m:t>
+            </m:r>
+            <m:r>
+              <m:rPr>
+                <m:sty m:val="p"/>
+              </m:rPr>
+              <m:t>)</m:t>
+            </m:r>
+            <m:r>
+              <m:rPr>
+                <m:sty m:val="p"/>
+              </m:rPr>
+              <m:t>)</m:t>
+            </m:r>
+          </m:sup>
+        </m:sSup>
+        <m:r>
+          <m:t>​</m:t>
+        </m:r>
+        <m:d>
+          <m:dPr>
+            <m:begChr m:val="("/>
+            <m:sepChr m:val=""/>
+            <m:endChr m:val=")"/>
+            <m:grow/>
+          </m:dPr>
+          <m:e>
+            <m:r>
+              <m:t>x</m:t>
+            </m:r>
+          </m:e>
+        </m:d>
+        <m:r>
+          <m:t>​</m:t>
+        </m:r>
+        <m:r>
+          <m:rPr>
+            <m:sty m:val="p"/>
+          </m:rPr>
+          <m:t>=</m:t>
+        </m:r>
+        <m:r>
+          <m:t>g</m:t>
+        </m:r>
+        <m:r>
+          <m:t>​</m:t>
+        </m:r>
+        <m:d>
+          <m:dPr>
+            <m:begChr m:val="("/>
+            <m:sepChr m:val=""/>
+            <m:endChr m:val=")"/>
+            <m:grow/>
+          </m:dPr>
+          <m:e>
+            <m:r>
+              <m:t>x</m:t>
+            </m:r>
+            <m:r>
+              <m:rPr>
+                <m:sty m:val="p"/>
+              </m:rPr>
+              <m:t>;</m:t>
+            </m:r>
+            <m:r>
+              <m:t>​</m:t>
+            </m:r>
+            <m:d>
+              <m:dPr>
+                <m:begChr m:val="("/>
+                <m:sepChr m:val=""/>
+                <m:endChr m:val=")"/>
+                <m:grow/>
+              </m:dPr>
+              <m:e>
+                <m:r>
+                  <m:rPr>
+                    <m:sty m:val="p"/>
+                  </m:rPr>
+                  <m:t>(</m:t>
+                </m:r>
+                <m:sSub>
+                  <m:e>
+                    <m:r>
+                      <m:t>x</m:t>
+                    </m:r>
+                  </m:e>
+                  <m:sub>
+                    <m:sSup>
+                      <m:e>
+                        <m:r>
+                          <m:t>i</m:t>
+                        </m:r>
+                      </m:e>
+                      <m:sup>
+                        <m:r>
+                          <m:rPr>
+                            <m:sty m:val="p"/>
+                          </m:rPr>
+                          <m:t>′</m:t>
+                        </m:r>
+                      </m:sup>
+                    </m:sSup>
+                  </m:sub>
+                </m:sSub>
+                <m:r>
+                  <m:rPr>
+                    <m:sty m:val="p"/>
+                  </m:rPr>
+                  <m:t>,</m:t>
+                </m:r>
+                <m:sSub>
+                  <m:e>
+                    <m:r>
+                      <m:t>y</m:t>
+                    </m:r>
+                  </m:e>
+                  <m:sub>
+                    <m:sSup>
+                      <m:e>
+                        <m:r>
+                          <m:t>i</m:t>
+                        </m:r>
+                      </m:e>
+                      <m:sup>
+                        <m:r>
+                          <m:rPr>
+                            <m:sty m:val="p"/>
+                          </m:rPr>
+                          <m:t>′</m:t>
+                        </m:r>
+                      </m:sup>
+                    </m:sSup>
+                  </m:sub>
+                </m:sSub>
+                <m:r>
+                  <m:rPr>
+                    <m:sty m:val="p"/>
+                  </m:rPr>
+                  <m:t>)</m:t>
+                </m:r>
+              </m:e>
+            </m:d>
+            <m:sSub>
+              <m:e>
+                <m:r>
+                  <m:t>​</m:t>
+                </m:r>
+              </m:e>
+              <m:sub>
+                <m:sSup>
+                  <m:e>
+                    <m:r>
+                      <m:t>i</m:t>
+                    </m:r>
+                  </m:e>
+                  <m:sup>
+                    <m:r>
+                      <m:rPr>
+                        <m:sty m:val="p"/>
+                      </m:rPr>
+                      <m:t>′</m:t>
+                    </m:r>
+                  </m:sup>
+                </m:sSup>
+                <m:r>
+                  <m:rPr>
+                    <m:sty m:val="p"/>
+                  </m:rPr>
+                  <m:t>∈</m:t>
+                </m:r>
+                <m:r>
+                  <m:t>I</m:t>
+                </m:r>
+                <m:r>
+                  <m:rPr>
+                    <m:sty m:val="p"/>
+                  </m:rPr>
+                  <m:t>\</m:t>
+                </m:r>
+                <m:r>
+                  <m:t>​</m:t>
+                </m:r>
+                <m:d>
+                  <m:dPr>
+                    <m:begChr m:val="{"/>
+                    <m:sepChr m:val=""/>
+                    <m:endChr m:val="}"/>
+                    <m:grow/>
+                  </m:dPr>
+                  <m:e>
+                    <m:r>
+                      <m:t>i</m:t>
+                    </m:r>
+                  </m:e>
+                </m:d>
+                <m:r>
+                  <m:t>​</m:t>
+                </m:r>
+              </m:sub>
+            </m:sSub>
+          </m:e>
+        </m:d>
+        <m:r>
+          <m:t>​</m:t>
+        </m:r>
+      </m:oMath>
+      <w:r>
+        <w:t xml:space="preserve">.</w:t>
+      </w:r>
+      <w:r>
+        <w:t xml:space="preserve"> </w:t>
+      </w:r>
+      <w:r>
+        <w:t xml:space="preserve">(</w:t>
+      </w:r>
+      <w:hyperlink w:anchor="eq-fold-out-rule">
+        <w:r>
+          <w:rPr>
+            <w:rStyle w:val="Hyperlink"/>
+          </w:rPr>
+          <w:t xml:space="preserve">Equation 30</w:t>
+        </w:r>
+      </w:hyperlink>
+      <w:r>
+        <w:t xml:space="preserve"> </w:t>
+      </w:r>
+      <w:r>
+        <w:t xml:space="preserve">with</w:t>
+      </w:r>
+      <w:r>
+        <w:t xml:space="preserve"> </w:t>
+      </w:r>
+      <m:oMath>
+        <m:sSub>
+          <m:e>
+            <m:r>
+              <m:rPr>
+                <m:scr m:val="script"/>
+                <m:sty m:val="p"/>
+              </m:rPr>
+              <m:t>F</m:t>
+            </m:r>
+          </m:e>
+          <m:sub>
+            <m:r>
+              <m:t>κ</m:t>
+            </m:r>
+            <m:r>
+              <m:rPr>
+                <m:sty m:val="p"/>
+              </m:rPr>
+              <m:t>(</m:t>
+            </m:r>
+            <m:r>
+              <m:t>i</m:t>
+            </m:r>
+            <m:r>
+              <m:rPr>
+                <m:sty m:val="p"/>
+              </m:rPr>
+              <m:t>)</m:t>
+            </m:r>
+          </m:sub>
+        </m:sSub>
+        <m:r>
+          <m:rPr>
+            <m:sty m:val="p"/>
+          </m:rPr>
+          <m:t>=</m:t>
+        </m:r>
+        <m:r>
+          <m:t>​</m:t>
+        </m:r>
+        <m:d>
+          <m:dPr>
+            <m:begChr m:val="{"/>
+            <m:sepChr m:val=""/>
+            <m:endChr m:val="}"/>
+            <m:grow/>
+          </m:dPr>
+          <m:e>
+            <m:r>
+              <m:t>i</m:t>
+            </m:r>
+          </m:e>
+        </m:d>
+        <m:r>
+          <m:t>​</m:t>
+        </m:r>
+      </m:oMath>
+      <w:r>
+        <w:t xml:space="preserve">.)</w:t>
+      </w:r>
+    </w:p>
+    <w:p>
+      <w:pPr>
+        <w:numPr>
+          <w:ilvl w:val="0"/>
+          <w:numId w:val="1015"/>
+        </w:numPr>
+      </w:pPr>
+      <w:r>
+        <w:t xml:space="preserve">This rule is fitted to every observation except observation</w:t>
+      </w:r>
+      <w:r>
+        <w:t xml:space="preserve"> </w:t>
+      </w:r>
+      <m:oMath>
+        <m:r>
+          <m:t>i</m:t>
+        </m:r>
+      </m:oMath>
+      <w:r>
+        <w:t xml:space="preserve">,</w:t>
+      </w:r>
+      <w:r>
+        <w:t xml:space="preserve"> </w:t>
+      </w:r>
+      <w:r>
+        <w:t xml:space="preserve">and it does not involve</w:t>
+      </w:r>
+      <w:r>
+        <w:t xml:space="preserve"> </w:t>
+      </w:r>
+      <m:oMath>
+        <m:r>
+          <m:t>κ</m:t>
+        </m:r>
+        <m:r>
+          <m:rPr>
+            <m:sty m:val="p"/>
+          </m:rPr>
+          <m:t>(</m:t>
+        </m:r>
+        <m:r>
+          <m:t>i</m:t>
+        </m:r>
+        <m:r>
+          <m:rPr>
+            <m:sty m:val="p"/>
+          </m:rPr>
+          <m:t>)</m:t>
+        </m:r>
+      </m:oMath>
+      <w:r>
+        <w:t xml:space="preserve"> </w:t>
+      </w:r>
+      <w:r>
+        <w:t xml:space="preserve">itself.</w:t>
+      </w:r>
+      <w:r>
+        <w:t xml:space="preserve"> </w:t>
+      </w:r>
+      <w:r>
+        <w:t xml:space="preserve">(Step 3 depends on</w:t>
+      </w:r>
+      <w:r>
+        <w:t xml:space="preserve"> </w:t>
+      </w:r>
+      <m:oMath>
+        <m:r>
+          <m:t>i</m:t>
+        </m:r>
+      </m:oMath>
+      <w:r>
+        <w:t xml:space="preserve"> </w:t>
+      </w:r>
+      <w:r>
+        <w:t xml:space="preserve">and</w:t>
+      </w:r>
+      <w:r>
+        <w:t xml:space="preserve"> </w:t>
+      </w:r>
+      <m:oMath>
+        <m:r>
+          <m:t>g</m:t>
+        </m:r>
+      </m:oMath>
+      <w:r>
+        <w:t xml:space="preserve"> </w:t>
+      </w:r>
+      <w:r>
+        <w:t xml:space="preserve">only.)</w:t>
+      </w:r>
+    </w:p>
+    <w:p>
+      <w:pPr>
+        <w:numPr>
+          <w:ilvl w:val="0"/>
+          <w:numId w:val="1015"/>
+        </w:numPr>
+      </w:pPr>
+      <w:r>
+        <w:t xml:space="preserve">Hence each term</w:t>
+      </w:r>
+      <w:r>
+        <w:t xml:space="preserve"> </w:t>
+      </w:r>
+      <m:oMath>
+        <m:sSup>
+          <m:e>
+            <m:r>
+              <m:t>​</m:t>
+            </m:r>
+            <m:d>
+              <m:dPr>
+                <m:begChr m:val="("/>
+                <m:sepChr m:val=""/>
+                <m:endChr m:val=")"/>
+                <m:grow/>
+              </m:dPr>
+              <m:e>
+                <m:sSup>
+                  <m:e>
+                    <m:acc>
+                      <m:accPr>
+                        <m:chr m:val="̂"/>
+                      </m:accPr>
+                      <m:e>
+                        <m:r>
+                          <m:t>y</m:t>
+                        </m:r>
+                      </m:e>
+                    </m:acc>
+                  </m:e>
+                  <m:sup>
+                    <m:r>
+                      <m:rPr>
+                        <m:sty m:val="p"/>
+                      </m:rPr>
+                      <m:t>(</m:t>
+                    </m:r>
+                    <m:r>
+                      <m:rPr>
+                        <m:sty m:val="p"/>
+                      </m:rPr>
+                      <m:t>−</m:t>
+                    </m:r>
+                    <m:r>
+                      <m:t>κ</m:t>
+                    </m:r>
+                    <m:r>
+                      <m:rPr>
+                        <m:sty m:val="p"/>
+                      </m:rPr>
+                      <m:t>(</m:t>
+                    </m:r>
+                    <m:r>
+                      <m:t>i</m:t>
+                    </m:r>
+                    <m:r>
+                      <m:rPr>
+                        <m:sty m:val="p"/>
+                      </m:rPr>
+                      <m:t>)</m:t>
+                    </m:r>
+                    <m:r>
+                      <m:rPr>
+                        <m:sty m:val="p"/>
+                      </m:rPr>
+                      <m:t>)</m:t>
+                    </m:r>
+                  </m:sup>
+                </m:sSup>
+                <m:r>
+                  <m:t>​</m:t>
+                </m:r>
+                <m:d>
+                  <m:dPr>
+                    <m:begChr m:val="("/>
+                    <m:sepChr m:val=""/>
+                    <m:endChr m:val=")"/>
+                    <m:grow/>
+                  </m:dPr>
+                  <m:e>
+                    <m:sSub>
+                      <m:e>
+                        <m:r>
+                          <m:t>x</m:t>
+                        </m:r>
+                      </m:e>
+                      <m:sub>
+                        <m:r>
+                          <m:t>i</m:t>
+                        </m:r>
+                      </m:sub>
+                    </m:sSub>
+                  </m:e>
+                </m:d>
+                <m:r>
+                  <m:t>​</m:t>
+                </m:r>
+                <m:r>
+                  <m:rPr>
+                    <m:sty m:val="p"/>
+                  </m:rPr>
+                  <m:t>−</m:t>
+                </m:r>
+                <m:sSub>
+                  <m:e>
+                    <m:r>
+                      <m:t>y</m:t>
+                    </m:r>
+                  </m:e>
+                  <m:sub>
+                    <m:r>
+                      <m:t>i</m:t>
+                    </m:r>
+                  </m:sub>
+                </m:sSub>
+              </m:e>
+            </m:d>
+            <m:r>
+              <m:t>​</m:t>
+            </m:r>
+          </m:e>
+          <m:sup>
+            <m:r>
+              <m:t>2</m:t>
+            </m:r>
+          </m:sup>
+        </m:sSup>
+      </m:oMath>
+      <w:r>
+        <w:t xml:space="preserve"> </w:t>
+      </w:r>
+      <w:r>
+        <w:t xml:space="preserve">of</w:t>
+      </w:r>
+      <w:r>
+        <w:t xml:space="preserve"> </w:t>
+      </w:r>
+      <w:hyperlink w:anchor="eq-cv-estimate">
+        <w:r>
+          <w:rPr>
+            <w:rStyle w:val="Hyperlink"/>
+          </w:rPr>
+          <w:t xml:space="preserve">Equation 31</w:t>
+        </w:r>
+      </w:hyperlink>
+      <w:r>
+        <w:t xml:space="preserve"> </w:t>
+      </w:r>
+      <w:r>
+        <w:t xml:space="preserve">is the same</w:t>
+      </w:r>
+      <w:r>
+        <w:t xml:space="preserve"> </w:t>
+      </w:r>
+      <w:r>
+        <w:t xml:space="preserve">for every fold assignment.</w:t>
+      </w:r>
+      <w:r>
+        <w:t xml:space="preserve"> </w:t>
+      </w:r>
+      <w:r>
+        <w:t xml:space="preserve">(Each term is a function of the rule in step 4,</w:t>
+      </w:r>
+      <w:r>
+        <w:t xml:space="preserve"> </w:t>
+      </w:r>
+      <m:oMath>
+        <m:sSub>
+          <m:e>
+            <m:r>
+              <m:t>x</m:t>
+            </m:r>
+          </m:e>
+          <m:sub>
+            <m:r>
+              <m:t>i</m:t>
+            </m:r>
+          </m:sub>
+        </m:sSub>
+      </m:oMath>
+      <w:r>
+        <w:t xml:space="preserve"> </w:t>
+      </w:r>
+      <w:r>
+        <w:t xml:space="preserve">and</w:t>
+      </w:r>
+      <w:r>
+        <w:t xml:space="preserve"> </w:t>
+      </w:r>
+      <m:oMath>
+        <m:sSub>
+          <m:e>
+            <m:r>
+              <m:t>y</m:t>
+            </m:r>
+          </m:e>
+          <m:sub>
+            <m:r>
+              <m:t>i</m:t>
+            </m:r>
+          </m:sub>
+        </m:sSub>
+      </m:oMath>
+      <w:r>
+        <w:t xml:space="preserve">.)</w:t>
+      </w:r>
+    </w:p>
+    <w:p>
+      <w:pPr>
+        <w:numPr>
+          <w:ilvl w:val="0"/>
+          <w:numId w:val="1015"/>
+        </w:numPr>
+      </w:pPr>
+      <w:r>
+        <w:t xml:space="preserve">Therefore the sum over</w:t>
+      </w:r>
+      <w:r>
+        <w:t xml:space="preserve"> </w:t>
+      </w:r>
+      <m:oMath>
+        <m:r>
+          <m:t>i</m:t>
+        </m:r>
+        <m:r>
+          <m:rPr>
+            <m:sty m:val="p"/>
+          </m:rPr>
+          <m:t>∈</m:t>
+        </m:r>
+        <m:r>
+          <m:t>I</m:t>
+        </m:r>
+      </m:oMath>
+      <w:r>
+        <w:t xml:space="preserve"> </w:t>
+      </w:r>
+      <w:r>
+        <w:t xml:space="preserve">in</w:t>
+      </w:r>
+      <w:r>
+        <w:t xml:space="preserve"> </w:t>
+      </w:r>
+      <w:hyperlink w:anchor="eq-cv-estimate">
+        <w:r>
+          <w:rPr>
+            <w:rStyle w:val="Hyperlink"/>
+          </w:rPr>
+          <w:t xml:space="preserve">Equation 31</w:t>
+        </w:r>
+      </w:hyperlink>
+      <w:r>
+        <w:t xml:space="preserve">,</w:t>
+      </w:r>
+      <w:r>
+        <w:t xml:space="preserve"> </w:t>
+      </w:r>
+      <w:r>
+        <w:t xml:space="preserve">and its factor</w:t>
+      </w:r>
+      <w:r>
+        <w:t xml:space="preserve"> </w:t>
+      </w:r>
+      <m:oMath>
+        <m:r>
+          <m:t>1</m:t>
+        </m:r>
+        <m:r>
+          <m:rPr>
+            <m:sty m:val="p"/>
+          </m:rPr>
+          <m:t>/</m:t>
+        </m:r>
+        <m:r>
+          <m:t>n</m:t>
+        </m:r>
+      </m:oMath>
+      <w:r>
+        <w:t xml:space="preserve">, are the same for every fold assignment:</w:t>
+      </w:r>
+    </w:p>
+    <w:p>
+      <w:pPr>
+        <w:pStyle w:val="BodyText"/>
+      </w:pPr>
+      <m:oMathPara>
+        <m:oMathParaPr>
+          <m:jc m:val="center"/>
+        </m:oMathParaPr>
+        <m:oMath>
+          <m:sSub>
+            <m:e>
+              <m:acc>
+                <m:accPr>
+                  <m:chr m:val="̂"/>
+                </m:accPr>
+                <m:e>
+                  <m:r>
+                    <m:rPr>
+                      <m:sty m:val="p"/>
+                    </m:rPr>
+                    <m:t>Err</m:t>
+                  </m:r>
+                </m:e>
+              </m:acc>
+            </m:e>
+            <m:sub>
+              <m:r>
+                <m:rPr>
+                  <m:nor/>
+                  <m:sty m:val="p"/>
+                </m:rPr>
+                <m:t>CV</m:t>
+              </m:r>
+              <m:r>
+                <m:rPr>
+                  <m:sty m:val="p"/>
+                </m:rPr>
+                <m:t>(</m:t>
+              </m:r>
+              <m:r>
+                <m:t>n</m:t>
+              </m:r>
+              <m:r>
+                <m:rPr>
+                  <m:sty m:val="p"/>
+                </m:rPr>
+                <m:t>)</m:t>
+              </m:r>
+            </m:sub>
+          </m:sSub>
+          <m:r>
+            <m:rPr>
+              <m:sty m:val="p"/>
+            </m:rPr>
+            <m:t>=</m:t>
+          </m:r>
+          <m:f>
+            <m:fPr>
+              <m:type m:val="bar"/>
+            </m:fPr>
+            <m:num>
+              <m:r>
+                <m:t>1</m:t>
+              </m:r>
+            </m:num>
+            <m:den>
+              <m:r>
+                <m:t>n</m:t>
+              </m:r>
+            </m:den>
+          </m:f>
+          <m:nary>
+            <m:naryPr>
+              <m:chr m:val="∑"/>
+              <m:limLoc m:val="undOvr"/>
+              <m:subHide m:val="off"/>
+              <m:supHide m:val="on"/>
+            </m:naryPr>
+            <m:sub>
+              <m:r>
+                <m:t>i</m:t>
+              </m:r>
+              <m:r>
+                <m:rPr>
+                  <m:sty m:val="p"/>
+                </m:rPr>
+                <m:t>∈</m:t>
+              </m:r>
+              <m:r>
+                <m:t>I</m:t>
+              </m:r>
+            </m:sub>
+            <m:sup>
+              <m:r>
+                <m:t>​</m:t>
+              </m:r>
+            </m:sup>
+            <m:e>
+              <m:sSup>
+                <m:e>
+                  <m:r>
+                    <m:t>​</m:t>
+                  </m:r>
+                  <m:d>
+                    <m:dPr>
+                      <m:begChr m:val="("/>
+                      <m:sepChr m:val=""/>
+                      <m:endChr m:val=")"/>
+                      <m:grow/>
+                    </m:dPr>
+                    <m:e>
+                      <m:sSup>
+                        <m:e>
+                          <m:acc>
+                            <m:accPr>
+                              <m:chr m:val="̂"/>
+                            </m:accPr>
+                            <m:e>
+                              <m:r>
+                                <m:t>y</m:t>
+                              </m:r>
+                            </m:e>
+                          </m:acc>
+                        </m:e>
+                        <m:sup>
+                          <m:r>
+                            <m:rPr>
+                              <m:sty m:val="p"/>
+                            </m:rPr>
+                            <m:t>(</m:t>
+                          </m:r>
+                          <m:r>
+                            <m:rPr>
+                              <m:sty m:val="p"/>
+                            </m:rPr>
+                            <m:t>−</m:t>
+                          </m:r>
+                          <m:r>
+                            <m:t>κ</m:t>
+                          </m:r>
+                          <m:r>
+                            <m:rPr>
+                              <m:sty m:val="p"/>
+                            </m:rPr>
+                            <m:t>(</m:t>
+                          </m:r>
+                          <m:r>
+                            <m:t>i</m:t>
+                          </m:r>
+                          <m:r>
+                            <m:rPr>
+                              <m:sty m:val="p"/>
+                            </m:rPr>
+                            <m:t>)</m:t>
+                          </m:r>
+                          <m:r>
+                            <m:rPr>
+                              <m:sty m:val="p"/>
+                            </m:rPr>
+                            <m:t>)</m:t>
+                          </m:r>
+                        </m:sup>
+                      </m:sSup>
+                      <m:r>
+                        <m:t>​</m:t>
+                      </m:r>
+                      <m:d>
+                        <m:dPr>
+                          <m:begChr m:val="("/>
+                          <m:sepChr m:val=""/>
+                          <m:endChr m:val=")"/>
+                          <m:grow/>
+                        </m:dPr>
+                        <m:e>
+                          <m:sSub>
+                            <m:e>
+                              <m:r>
+                                <m:t>x</m:t>
+                              </m:r>
+                            </m:e>
+                            <m:sub>
+                              <m:r>
+                                <m:t>i</m:t>
+                              </m:r>
+                            </m:sub>
+                          </m:sSub>
+                        </m:e>
+                      </m:d>
+                      <m:r>
+                        <m:t>​</m:t>
+                      </m:r>
+                      <m:r>
+                        <m:rPr>
+                          <m:sty m:val="p"/>
+                        </m:rPr>
+                        <m:t>−</m:t>
+                      </m:r>
+                      <m:sSub>
+                        <m:e>
+                          <m:r>
+                            <m:t>y</m:t>
+                          </m:r>
+                        </m:e>
+                        <m:sub>
+                          <m:r>
+                            <m:t>i</m:t>
+                          </m:r>
+                        </m:sub>
+                      </m:sSub>
+                    </m:e>
+                  </m:d>
+                  <m:r>
+                    <m:t>​</m:t>
+                  </m:r>
+                </m:e>
+                <m:sup>
+                  <m:r>
+                    <m:t>2</m:t>
+                  </m:r>
+                </m:sup>
+              </m:sSup>
+            </m:e>
+          </m:nary>
+          <m:r>
+            <m:rPr>
+              <m:sty m:val="p"/>
+            </m:rPr>
+            <m:t>.</m:t>
+          </m:r>
+        </m:oMath>
+      </m:oMathPara>
+    </w:p>
+    <w:p>
+      <w:pPr>
+        <w:numPr>
+          <w:ilvl w:val="0"/>
+          <w:numId w:val="1000"/>
+        </w:numPr>
+      </w:pPr>
+      <w:r>
+        <w:t xml:space="preserve">Different assignments give the same</w:t>
+      </w:r>
+      <w:r>
+        <w:t xml:space="preserve"> </w:t>
+      </w:r>
+      <m:oMath>
+        <m:r>
+          <m:t>n</m:t>
+        </m:r>
+      </m:oMath>
+      <w:r>
+        <w:t xml:space="preserve"> </w:t>
+      </w:r>
+      <w:r>
+        <w:t xml:space="preserve">fits, with the folds numbered differently.</w:t>
+      </w:r>
+    </w:p>
     <w:bookmarkStart w:id="207" w:name="def-term-vector"/>
     <w:p>
       <w:pPr>
-        <w:pStyle w:val="BodyText"/>
+        <w:pStyle w:val="FirstParagraph"/>
       </w:pPr>
       <w:r>
         <w:rPr>
@@ -59389,7 +59352,7 @@
         <w:rPr>
           <w:rStyle w:val="CommentTok"/>
         </w:rPr>
-        <w:t xml:space="preserve">#&gt;    7.10543e-15    2.00000e+00</w:t>
+        <w:t xml:space="preserve">#&gt;    8.88178e-15    2.00000e+00</w:t>
       </w:r>
     </w:p>
     <w:p>
@@ -59397,7 +59360,7 @@
         <w:pStyle w:val="FirstParagraph"/>
       </w:pPr>
       <w:r>
-        <w:t xml:space="preserve">The two columns differ by at most 7.1e-15,</w:t>
+        <w:t xml:space="preserve">The two columns differ by at most 8.9e-15,</w:t>
       </w:r>
       <w:r>
         <w:t xml:space="preserve"> </w:t>
